--- a/Volume 1/Chapter 04 - Databases/SPA_Vol1_Ch4_Lesson4_10_Sorting.docx
+++ b/Volume 1/Chapter 04 - Databases/SPA_Vol1_Ch4_Lesson4_10_Sorting.docx
@@ -155,7 +155,7 @@
         <w:keepNext/>
       </w:pPr>
       <w:r>
-        <w:t>FROM contacts</w:t>
+        <w:t>FROM contacts_c</w:t>
       </w:r>
     </w:p>
     <w:p>
@@ -188,7 +188,7 @@
         <w:keepNext/>
       </w:pPr>
       <w:r>
-        <w:t>FROM contacts</w:t>
+        <w:t>FROM contacts_c</w:t>
       </w:r>
     </w:p>
     <w:p>
@@ -221,7 +221,7 @@
         <w:keepNext/>
       </w:pPr>
       <w:r>
-        <w:t>FROM contacts</w:t>
+        <w:t>FROM contacts_c</w:t>
       </w:r>
     </w:p>
     <w:p>
@@ -262,7 +262,17 @@
         <w:pStyle w:val="RequiredOutput"/>
       </w:pPr>
       <w:r>
-        <w:t>FROM contacts</w:t>
+        <w:t>FROM contacts_c</w:t>
+      </w:r>
+    </w:p>
+    <w:p>
+      <w:pPr>
+        <w:keepNext/>
+      </w:pPr>
+    </w:p>
+    <w:p>
+      <w:r>
+        <w:t>These are the C programs' queries. Remember, each language keeps its own table (Lesson 4.4), so every other language names its own, such as contacts_go, in place of contacts_c.</w:t>
       </w:r>
     </w:p>
     <w:p>
@@ -337,10 +347,10 @@
         <w:pStyle w:val="ListBullet"/>
       </w:pPr>
       <w:r>
-        <w:t>COUNT(*) counts rows. SELECT COUNT(*) FROM contacts answers with exactly one row of one column, the number of rows in the table, here 6, whatever the rows hold; NULLs included. AS total names that column (Lesson 4.3), so every language can read it as a whole number from the one row. COUNT(*) belongs to a family of functions that sum up many rows into one answer; the others (SUM, AVG, MIN, MAX) are not needed here. COUNT(*) is a BIGINT; as in Lesson 4.3, each connector converts it to the int the program asks</w:t>
-      </w:r>
-      <w:r>
-        <w:t xml:space="preserve"> for, which easily holds this table's count.</w:t>
+        <w:t>COUNT(*) counts rows. SELECT COUNT(*) FROM contacts_c answers with exactly one row of one column, the number of rows in the table, here 6, whatever the rows hold; NULLs included. AS total names that column (Lesson 4.3), so every language can read it as a whole number from the one row. COUNT(*) belongs to a family of functions that sum up many rows into one answer; the others (SUM, AVG, MIN, MAX) are not needed here. COUNT(*) is a BIGINT; as in Lesson 4.3, each connector converts it to the int the program as</w:t>
+      </w:r>
+      <w:r>
+        <w:t>ks for, which easily holds this table's count.</w:t>
       </w:r>
     </w:p>
     <w:p>
@@ -653,7 +663,7 @@
         <w:keepNext/>
       </w:pPr>
       <w:r>
-        <w:t>Setup: Reset contacts to Six Known Rows (Two Named Alan Turing)</w:t>
+        <w:t>Setup: Reset Each Language's Table to Six Known Rows (Two Named Alan Turing)</w:t>
       </w:r>
     </w:p>
     <w:p>
@@ -809,7 +819,7 @@
         <w:pStyle w:val="ListBullet"/>
       </w:pPr>
       <w:r>
-        <w:t>Project Setup resets the contacts table: it drops it, creates it again with Lesson 4.4's exact definition, and inserts six known contacts in this order: Grace Hopper (no phone), ada lovelace, Alan Turing, Margaret Hamilton, Katherine Johnson, and a second Alan Turing, ids 1 to 6. The programs only read; none of them changes the table.</w:t>
+        <w:t>Project Setup resets each language's own contacts table, contacts_c to contacts_typescript, each with its own file: it drops it, creates it again with Lesson 4.4's exact definition, and inserts six known contacts in this order: Grace Hopper (no phone), ada lovelace, Alan Turing, Margaret Hamilton, Katherine Johnson, and a second Alan Turing, ids 1 to 6. The programs only read; none of them changes its table.</w:t>
       </w:r>
     </w:p>
     <w:p>
@@ -825,10 +835,10 @@
         <w:pStyle w:val="ListBullet"/>
       </w:pPr>
       <w:r>
-        <w:t>Every program prints Contacts by name: with ORDER BY name, id, then Contacts newest first: with ORDER BY id DESC, then page 2 with ORDER BY name, id LIMIT ? OFFSET ?, passing 2 and 2 as whole-number parameters, in that order, under the heading Page 2 of 3 (6 contacts), 2 per page:. count_contacts (countContacts, CountContacts) reads SELECT COUNT(*) AS total FROM contacts first, and the page count is (total + size - 1) / size. Each contact line is Lesson 4.6's: two spaces, the id, a colon, then the name, ema</w:t>
-      </w:r>
-      <w:r>
-        <w:t>il, and phone, with (no phone) for NULL.</w:t>
+        <w:t>Every program prints Contacts by name: with ORDER BY name, id, then Contacts newest first: with ORDER BY id DESC, then page 2 with ORDER BY name, id LIMIT ? OFFSET ?, passing 2 and 2 as whole-number parameters, in that order, under the heading Page 2 of 3 (6 contacts), 2 per page:. count_contacts (countContacts, CountContacts) reads SELECT COUNT(*) AS total FROM contacts_c, with its own language's table, first, and the page count is (total + size - 1) / size. Each contact line is Lesson 4.6's: two spaces, t</w:t>
+      </w:r>
+      <w:r>
+        <w:t>he id, a colon, then the name, email, and phone, with (no phone) for NULL.</w:t>
       </w:r>
     </w:p>
     <w:p>
@@ -888,7 +898,47 @@
         <w:keepNext/>
       </w:pPr>
       <w:r>
-        <w:t xml:space="preserve">  sql/reset_contacts.sql</w:t>
+        <w:t xml:space="preserve">  sql/reset_contacts_c.sql</w:t>
+      </w:r>
+    </w:p>
+    <w:p>
+      <w:pPr>
+        <w:pStyle w:val="CommandBlock"/>
+      </w:pPr>
+      <w:r>
+        <w:t xml:space="preserve">  sql/reset_contacts_cpp.sql</w:t>
+      </w:r>
+    </w:p>
+    <w:p>
+      <w:pPr>
+        <w:pStyle w:val="CommandBlock"/>
+      </w:pPr>
+      <w:r>
+        <w:t xml:space="preserve">  sql/reset_contacts_csharp.sql</w:t>
+      </w:r>
+    </w:p>
+    <w:p>
+      <w:pPr>
+        <w:pStyle w:val="CommandBlock"/>
+      </w:pPr>
+      <w:r>
+        <w:t xml:space="preserve">  sql/reset_contacts_go.sql</w:t>
+      </w:r>
+    </w:p>
+    <w:p>
+      <w:pPr>
+        <w:pStyle w:val="CommandBlock"/>
+      </w:pPr>
+      <w:r>
+        <w:t xml:space="preserve">  sql/reset_contacts_python.sql</w:t>
+      </w:r>
+    </w:p>
+    <w:p>
+      <w:pPr>
+        <w:pStyle w:val="CommandBlock"/>
+      </w:pPr>
+      <w:r>
+        <w:t xml:space="preserve">  sql/reset_contacts_typescript.sql</w:t>
       </w:r>
     </w:p>
     <w:p>
@@ -2114,10 +2164,10 @@
     </w:p>
     <w:p>
       <w:r>
-        <w:t>This step resets the contacts table. It drops the table, with any rows earlier lessons or your own experiments left in it, creates it again with Lesson 4.4's exact definition, and inserts six known contacts. The programs print whatever the table holds, so the table must hold exactly these rows. The reset is setup, not the programs' job; the programs only read. Run it again whenever you want the table back in this state. The contacts it removes were practice rows; the Chapter 4 project keeps its own data and</w:t>
-      </w:r>
-      <w:r>
-        <w:t xml:space="preserve"> never resets it.</w:t>
+        <w:t>This step resets each language's contacts table. Remember, each language keeps its own table, with its own reset file: reset_contacts_c.sql resets contacts_c, and running it never changes another language's rows. The six files differ only in the language's name. Each file drops its table, with any rows earlier lessons or your own experiments left in it, creates it again with Lesson 4.4's exact definition, and inserts six known contacts. The programs print whatever the table holds, so the table must hold exa</w:t>
+      </w:r>
+      <w:r>
+        <w:t>ctly these rows. The reset is setup, not the programs' job; the programs only read. Run it again whenever you want the table back in this state. The contacts it removes were practice rows; the Chapter 4 project keeps its own data and never resets it.</w:t>
       </w:r>
     </w:p>
     <w:p>
@@ -2140,22 +2190,1534 @@
         <w:pStyle w:val="Heading3"/>
       </w:pPr>
       <w:r>
-        <w:t>sql/reset_contacts.sql</w:t>
-      </w:r>
-    </w:p>
-    <w:p>
-      <w:pPr>
-        <w:pStyle w:val="SourceCode"/>
-        <w:keepNext/>
-      </w:pPr>
-      <w:r>
-        <w:t>-- Lesson 4.10's known contacts. This file resets the contacts table: it</w:t>
-      </w:r>
-    </w:p>
-    <w:p>
-      <w:pPr>
-        <w:pStyle w:val="SourceCode"/>
-        <w:keepNext/>
+        <w:t>sql/reset_contacts_c.sql</w:t>
+      </w:r>
+    </w:p>
+    <w:p>
+      <w:pPr>
+        <w:pStyle w:val="SourceCode"/>
+        <w:keepNext/>
+      </w:pPr>
+      <w:r>
+        <w:t>-- Lesson 4.10's known contacts for C. This file resets contacts_c, the C</w:t>
+      </w:r>
+    </w:p>
+    <w:p>
+      <w:pPr>
+        <w:pStyle w:val="SourceCode"/>
+        <w:keepNext/>
+      </w:pPr>
+      <w:r>
+        <w:t>-- programs' own contacts table: it drops the table, with any rows earlier</w:t>
+      </w:r>
+    </w:p>
+    <w:p>
+      <w:pPr>
+        <w:pStyle w:val="SourceCode"/>
+      </w:pPr>
+      <w:r>
+        <w:t>-- lessons or your own experiments left in it, and builds it again with six</w:t>
+      </w:r>
+    </w:p>
+    <w:p>
+      <w:pPr>
+        <w:pStyle w:val="SourceCode"/>
+      </w:pPr>
+      <w:r>
+        <w:t>-- known rows. The C programs only read; they never change the table.</w:t>
+      </w:r>
+    </w:p>
+    <w:p>
+      <w:pPr>
+        <w:pStyle w:val="SourceCode"/>
+      </w:pPr>
+    </w:p>
+    <w:p>
+      <w:pPr>
+        <w:pStyle w:val="SourceCode"/>
+      </w:pPr>
+      <w:r>
+        <w:t>-- Remove the old table and every row in it (Lesson 4.4). IF EXISTS skips</w:t>
+      </w:r>
+    </w:p>
+    <w:p>
+      <w:pPr>
+        <w:pStyle w:val="SourceCode"/>
+      </w:pPr>
+      <w:r>
+        <w:t>-- this when there is no table yet.</w:t>
+      </w:r>
+    </w:p>
+    <w:p>
+      <w:pPr>
+        <w:pStyle w:val="SourceCode"/>
+      </w:pPr>
+      <w:r>
+        <w:t>DROP TABLE IF EXISTS contacts_c;</w:t>
+      </w:r>
+    </w:p>
+    <w:p>
+      <w:pPr>
+        <w:pStyle w:val="SourceCode"/>
+      </w:pPr>
+    </w:p>
+    <w:p>
+      <w:pPr>
+        <w:pStyle w:val="SourceCode"/>
+      </w:pPr>
+      <w:r>
+        <w:t>-- Lesson 4.4's contacts_c table, exactly as it defined it. CHARACTER SET</w:t>
+      </w:r>
+    </w:p>
+    <w:p>
+      <w:pPr>
+        <w:pStyle w:val="SourceCode"/>
+      </w:pPr>
+      <w:r>
+        <w:t>-- utf8mb4 also gives every text column utf8mb4's default collation, the</w:t>
+      </w:r>
+    </w:p>
+    <w:p>
+      <w:pPr>
+        <w:pStyle w:val="SourceCode"/>
+      </w:pPr>
+      <w:r>
+        <w:t>-- rules the server uses to compare text, and so to sort it (Lesson 4.9).</w:t>
+      </w:r>
+    </w:p>
+    <w:p>
+      <w:pPr>
+        <w:pStyle w:val="SourceCode"/>
+      </w:pPr>
+      <w:r>
+        <w:t>CREATE TABLE contacts_c (</w:t>
+      </w:r>
+    </w:p>
+    <w:p>
+      <w:pPr>
+        <w:pStyle w:val="SourceCode"/>
+      </w:pPr>
+      <w:r>
+        <w:t xml:space="preserve">    id    INT AUTO_INCREMENT PRIMARY KEY,</w:t>
+      </w:r>
+    </w:p>
+    <w:p>
+      <w:pPr>
+        <w:pStyle w:val="SourceCode"/>
+      </w:pPr>
+      <w:r>
+        <w:t xml:space="preserve">    name  VARCHAR(100) NOT NULL,</w:t>
+      </w:r>
+    </w:p>
+    <w:p>
+      <w:pPr>
+        <w:pStyle w:val="SourceCode"/>
+      </w:pPr>
+      <w:r>
+        <w:t xml:space="preserve">    email VARCHAR(254) NOT NULL UNIQUE,</w:t>
+      </w:r>
+    </w:p>
+    <w:p>
+      <w:pPr>
+        <w:pStyle w:val="SourceCode"/>
+      </w:pPr>
+      <w:r>
+        <w:t xml:space="preserve">    phone VARCHAR(20)  NULL</w:t>
+      </w:r>
+    </w:p>
+    <w:p>
+      <w:pPr>
+        <w:pStyle w:val="SourceCode"/>
+      </w:pPr>
+      <w:r>
+        <w:t>) CHARACTER SET utf8mb4;</w:t>
+      </w:r>
+    </w:p>
+    <w:p>
+      <w:pPr>
+        <w:pStyle w:val="SourceCode"/>
+      </w:pPr>
+    </w:p>
+    <w:p>
+      <w:pPr>
+        <w:pStyle w:val="SourceCode"/>
+      </w:pPr>
+      <w:r>
+        <w:t>-- Six known contacts; the new table numbers them 1 to 6, in this order,</w:t>
+      </w:r>
+    </w:p>
+    <w:p>
+      <w:pPr>
+        <w:pStyle w:val="SourceCode"/>
+      </w:pPr>
+      <w:r>
+        <w:t>-- which is not alphabetical. ada lovelace was typed in lowercase, as real</w:t>
+      </w:r>
+    </w:p>
+    <w:p>
+      <w:pPr>
+        <w:pStyle w:val="SourceCode"/>
+      </w:pPr>
+      <w:r>
+        <w:t>-- data sometimes is. Two different people are both named Alan Turing (ids 3</w:t>
+      </w:r>
+    </w:p>
+    <w:p>
+      <w:pPr>
+        <w:pStyle w:val="SourceCode"/>
+      </w:pPr>
+      <w:r>
+        <w:t>-- and 6), so sorting by name alone leaves their order open. Grace Hopper's</w:t>
+      </w:r>
+    </w:p>
+    <w:p>
+      <w:pPr>
+        <w:pStyle w:val="SourceCode"/>
+      </w:pPr>
+      <w:r>
+        <w:t>-- phone is NULL (Lesson 4.6).</w:t>
+      </w:r>
+    </w:p>
+    <w:p>
+      <w:pPr>
+        <w:pStyle w:val="SourceCode"/>
+      </w:pPr>
+      <w:r>
+        <w:t>INSERT INTO contacts_c (name, email, phone)</w:t>
+      </w:r>
+    </w:p>
+    <w:p>
+      <w:pPr>
+        <w:pStyle w:val="SourceCode"/>
+      </w:pPr>
+      <w:r>
+        <w:t xml:space="preserve">    VALUES ('Grace Hopper', 'grace@example.com', NULL);</w:t>
+      </w:r>
+    </w:p>
+    <w:p>
+      <w:pPr>
+        <w:pStyle w:val="SourceCode"/>
+      </w:pPr>
+      <w:r>
+        <w:t>INSERT INTO contacts_c (name, email, phone)</w:t>
+      </w:r>
+    </w:p>
+    <w:p>
+      <w:pPr>
+        <w:pStyle w:val="SourceCode"/>
+      </w:pPr>
+      <w:r>
+        <w:t xml:space="preserve">    VALUES ('ada lovelace', 'ada@example.com', '555-0100');</w:t>
+      </w:r>
+    </w:p>
+    <w:p>
+      <w:pPr>
+        <w:pStyle w:val="SourceCode"/>
+      </w:pPr>
+      <w:r>
+        <w:t>INSERT INTO contacts_c (name, email, phone)</w:t>
+      </w:r>
+    </w:p>
+    <w:p>
+      <w:pPr>
+        <w:pStyle w:val="SourceCode"/>
+      </w:pPr>
+      <w:r>
+        <w:t xml:space="preserve">    VALUES ('Alan Turing', 'alan@example.com', '555-0102');</w:t>
+      </w:r>
+    </w:p>
+    <w:p>
+      <w:pPr>
+        <w:pStyle w:val="SourceCode"/>
+      </w:pPr>
+      <w:r>
+        <w:t>INSERT INTO contacts_c (name, email, phone)</w:t>
+      </w:r>
+    </w:p>
+    <w:p>
+      <w:pPr>
+        <w:pStyle w:val="SourceCode"/>
+      </w:pPr>
+      <w:r>
+        <w:t xml:space="preserve">    VALUES ('Margaret Hamilton', 'margaret@example.org', '555-0104');</w:t>
+      </w:r>
+    </w:p>
+    <w:p>
+      <w:pPr>
+        <w:pStyle w:val="SourceCode"/>
+      </w:pPr>
+      <w:r>
+        <w:t>INSERT INTO contacts_c (name, email, phone)</w:t>
+      </w:r>
+    </w:p>
+    <w:p>
+      <w:pPr>
+        <w:pStyle w:val="SourceCode"/>
+        <w:keepNext/>
+      </w:pPr>
+      <w:r>
+        <w:t xml:space="preserve">    VALUES ('Katherine Johnson', 'katherine@example.org', '555-0103');</w:t>
+      </w:r>
+    </w:p>
+    <w:p>
+      <w:pPr>
+        <w:pStyle w:val="SourceCode"/>
+        <w:keepNext/>
+      </w:pPr>
+      <w:r>
+        <w:t>INSERT INTO contacts_c (name, email, phone)</w:t>
+      </w:r>
+    </w:p>
+    <w:p>
+      <w:pPr>
+        <w:pStyle w:val="SourceCode"/>
+      </w:pPr>
+      <w:r>
+        <w:t xml:space="preserve">    VALUES ('Alan Turing', 'alan.turing@example.org', '555-0105');</w:t>
+      </w:r>
+    </w:p>
+    <w:p>
+      <w:pPr>
+        <w:keepNext/>
+      </w:pPr>
+    </w:p>
+    <w:p>
+      <w:pPr>
+        <w:pStyle w:val="Heading3"/>
+      </w:pPr>
+      <w:r>
+        <w:t>sql/reset_contacts_cpp.sql</w:t>
+      </w:r>
+    </w:p>
+    <w:p>
+      <w:pPr>
+        <w:pStyle w:val="SourceCode"/>
+        <w:keepNext/>
+      </w:pPr>
+      <w:r>
+        <w:t>-- Lesson 4.10's known contacts for C++. This file resets contacts_cpp, the</w:t>
+      </w:r>
+    </w:p>
+    <w:p>
+      <w:pPr>
+        <w:pStyle w:val="SourceCode"/>
+        <w:keepNext/>
+      </w:pPr>
+      <w:r>
+        <w:t>-- C++ programs' own contacts table: it drops the table, with any rows</w:t>
+      </w:r>
+    </w:p>
+    <w:p>
+      <w:pPr>
+        <w:pStyle w:val="SourceCode"/>
+      </w:pPr>
+      <w:r>
+        <w:t>-- earlier lessons or your own experiments left in it, and builds it again</w:t>
+      </w:r>
+    </w:p>
+    <w:p>
+      <w:pPr>
+        <w:pStyle w:val="SourceCode"/>
+      </w:pPr>
+      <w:r>
+        <w:t>-- with six known rows. The C++ programs only read; they never change the</w:t>
+      </w:r>
+    </w:p>
+    <w:p>
+      <w:pPr>
+        <w:pStyle w:val="SourceCode"/>
+      </w:pPr>
+      <w:r>
+        <w:t>-- table.</w:t>
+      </w:r>
+    </w:p>
+    <w:p>
+      <w:pPr>
+        <w:pStyle w:val="SourceCode"/>
+      </w:pPr>
+    </w:p>
+    <w:p>
+      <w:pPr>
+        <w:pStyle w:val="SourceCode"/>
+      </w:pPr>
+      <w:r>
+        <w:t>-- Remove the old table and every row in it (Lesson 4.4). IF EXISTS skips</w:t>
+      </w:r>
+    </w:p>
+    <w:p>
+      <w:pPr>
+        <w:pStyle w:val="SourceCode"/>
+      </w:pPr>
+      <w:r>
+        <w:t>-- this when there is no table yet.</w:t>
+      </w:r>
+    </w:p>
+    <w:p>
+      <w:pPr>
+        <w:pStyle w:val="SourceCode"/>
+      </w:pPr>
+      <w:r>
+        <w:t>DROP TABLE IF EXISTS contacts_cpp;</w:t>
+      </w:r>
+    </w:p>
+    <w:p>
+      <w:pPr>
+        <w:pStyle w:val="SourceCode"/>
+      </w:pPr>
+    </w:p>
+    <w:p>
+      <w:pPr>
+        <w:pStyle w:val="SourceCode"/>
+      </w:pPr>
+      <w:r>
+        <w:t>-- Lesson 4.4's contacts_cpp table, exactly as it defined it. CHARACTER SET</w:t>
+      </w:r>
+    </w:p>
+    <w:p>
+      <w:pPr>
+        <w:pStyle w:val="SourceCode"/>
+      </w:pPr>
+      <w:r>
+        <w:t>-- utf8mb4 also gives every text column utf8mb4's default collation, the</w:t>
+      </w:r>
+    </w:p>
+    <w:p>
+      <w:pPr>
+        <w:pStyle w:val="SourceCode"/>
+      </w:pPr>
+      <w:r>
+        <w:t>-- rules the server uses to compare text, and so to sort it (Lesson 4.9).</w:t>
+      </w:r>
+    </w:p>
+    <w:p>
+      <w:pPr>
+        <w:pStyle w:val="SourceCode"/>
+      </w:pPr>
+      <w:r>
+        <w:t>CREATE TABLE contacts_cpp (</w:t>
+      </w:r>
+    </w:p>
+    <w:p>
+      <w:pPr>
+        <w:pStyle w:val="SourceCode"/>
+      </w:pPr>
+      <w:r>
+        <w:t xml:space="preserve">    id    INT AUTO_INCREMENT PRIMARY KEY,</w:t>
+      </w:r>
+    </w:p>
+    <w:p>
+      <w:pPr>
+        <w:pStyle w:val="SourceCode"/>
+      </w:pPr>
+      <w:r>
+        <w:t xml:space="preserve">    name  VARCHAR(100) NOT NULL,</w:t>
+      </w:r>
+    </w:p>
+    <w:p>
+      <w:pPr>
+        <w:pStyle w:val="SourceCode"/>
+      </w:pPr>
+      <w:r>
+        <w:t xml:space="preserve">    email VARCHAR(254) NOT NULL UNIQUE,</w:t>
+      </w:r>
+    </w:p>
+    <w:p>
+      <w:pPr>
+        <w:pStyle w:val="SourceCode"/>
+      </w:pPr>
+      <w:r>
+        <w:t xml:space="preserve">    phone VARCHAR(20)  NULL</w:t>
+      </w:r>
+    </w:p>
+    <w:p>
+      <w:pPr>
+        <w:pStyle w:val="SourceCode"/>
+      </w:pPr>
+      <w:r>
+        <w:t>) CHARACTER SET utf8mb4;</w:t>
+      </w:r>
+    </w:p>
+    <w:p>
+      <w:pPr>
+        <w:pStyle w:val="SourceCode"/>
+      </w:pPr>
+    </w:p>
+    <w:p>
+      <w:pPr>
+        <w:pStyle w:val="SourceCode"/>
+      </w:pPr>
+      <w:r>
+        <w:t>-- Six known contacts; the new table numbers them 1 to 6, in this order,</w:t>
+      </w:r>
+    </w:p>
+    <w:p>
+      <w:pPr>
+        <w:pStyle w:val="SourceCode"/>
+      </w:pPr>
+      <w:r>
+        <w:t>-- which is not alphabetical. ada lovelace was typed in lowercase, as real</w:t>
+      </w:r>
+    </w:p>
+    <w:p>
+      <w:pPr>
+        <w:pStyle w:val="SourceCode"/>
+      </w:pPr>
+      <w:r>
+        <w:t>-- data sometimes is. Two different people are both named Alan Turing (ids 3</w:t>
+      </w:r>
+    </w:p>
+    <w:p>
+      <w:pPr>
+        <w:pStyle w:val="SourceCode"/>
+      </w:pPr>
+      <w:r>
+        <w:t>-- and 6), so sorting by name alone leaves their order open. Grace Hopper's</w:t>
+      </w:r>
+    </w:p>
+    <w:p>
+      <w:pPr>
+        <w:pStyle w:val="SourceCode"/>
+      </w:pPr>
+      <w:r>
+        <w:t>-- phone is NULL (Lesson 4.6).</w:t>
+      </w:r>
+    </w:p>
+    <w:p>
+      <w:pPr>
+        <w:pStyle w:val="SourceCode"/>
+      </w:pPr>
+      <w:r>
+        <w:t>INSERT INTO contacts_cpp (name, email, phone)</w:t>
+      </w:r>
+    </w:p>
+    <w:p>
+      <w:pPr>
+        <w:pStyle w:val="SourceCode"/>
+      </w:pPr>
+      <w:r>
+        <w:t xml:space="preserve">    VALUES ('Grace Hopper', 'grace@example.com', NULL);</w:t>
+      </w:r>
+    </w:p>
+    <w:p>
+      <w:pPr>
+        <w:pStyle w:val="SourceCode"/>
+      </w:pPr>
+      <w:r>
+        <w:t>INSERT INTO contacts_cpp (name, email, phone)</w:t>
+      </w:r>
+    </w:p>
+    <w:p>
+      <w:pPr>
+        <w:pStyle w:val="SourceCode"/>
+      </w:pPr>
+      <w:r>
+        <w:t xml:space="preserve">    VALUES ('ada lovelace', 'ada@example.com', '555-0100');</w:t>
+      </w:r>
+    </w:p>
+    <w:p>
+      <w:pPr>
+        <w:pStyle w:val="SourceCode"/>
+      </w:pPr>
+      <w:r>
+        <w:t>INSERT INTO contacts_cpp (name, email, phone)</w:t>
+      </w:r>
+    </w:p>
+    <w:p>
+      <w:pPr>
+        <w:pStyle w:val="SourceCode"/>
+      </w:pPr>
+      <w:r>
+        <w:t xml:space="preserve">    VALUES ('Alan Turing', 'alan@example.com', '555-0102');</w:t>
+      </w:r>
+    </w:p>
+    <w:p>
+      <w:pPr>
+        <w:pStyle w:val="SourceCode"/>
+      </w:pPr>
+      <w:r>
+        <w:t>INSERT INTO contacts_cpp (name, email, phone)</w:t>
+      </w:r>
+    </w:p>
+    <w:p>
+      <w:pPr>
+        <w:pStyle w:val="SourceCode"/>
+      </w:pPr>
+      <w:r>
+        <w:t xml:space="preserve">    VALUES ('Margaret Hamilton', 'margaret@example.org', '555-0104');</w:t>
+      </w:r>
+    </w:p>
+    <w:p>
+      <w:pPr>
+        <w:pStyle w:val="SourceCode"/>
+      </w:pPr>
+      <w:r>
+        <w:t>INSERT INTO contacts_cpp (name, email, phone)</w:t>
+      </w:r>
+    </w:p>
+    <w:p>
+      <w:pPr>
+        <w:pStyle w:val="SourceCode"/>
+        <w:keepNext/>
+      </w:pPr>
+      <w:r>
+        <w:t xml:space="preserve">    VALUES ('Katherine Johnson', 'katherine@example.org', '555-0103');</w:t>
+      </w:r>
+    </w:p>
+    <w:p>
+      <w:pPr>
+        <w:pStyle w:val="SourceCode"/>
+        <w:keepNext/>
+      </w:pPr>
+      <w:r>
+        <w:t>INSERT INTO contacts_cpp (name, email, phone)</w:t>
+      </w:r>
+    </w:p>
+    <w:p>
+      <w:pPr>
+        <w:pStyle w:val="SourceCode"/>
+      </w:pPr>
+      <w:r>
+        <w:t xml:space="preserve">    VALUES ('Alan Turing', 'alan.turing@example.org', '555-0105');</w:t>
+      </w:r>
+    </w:p>
+    <w:p>
+      <w:pPr>
+        <w:keepNext/>
+      </w:pPr>
+    </w:p>
+    <w:p>
+      <w:pPr>
+        <w:pStyle w:val="Heading3"/>
+      </w:pPr>
+      <w:r>
+        <w:t>sql/reset_contacts_csharp.sql</w:t>
+      </w:r>
+    </w:p>
+    <w:p>
+      <w:pPr>
+        <w:pStyle w:val="SourceCode"/>
+        <w:keepNext/>
+      </w:pPr>
+      <w:r>
+        <w:t>-- Lesson 4.10's known contacts for C#. This file resets contacts_csharp,</w:t>
+      </w:r>
+    </w:p>
+    <w:p>
+      <w:pPr>
+        <w:pStyle w:val="SourceCode"/>
+        <w:keepNext/>
+      </w:pPr>
+      <w:r>
+        <w:t>-- the C# programs' own contacts table: it drops the table, with any rows</w:t>
+      </w:r>
+    </w:p>
+    <w:p>
+      <w:pPr>
+        <w:pStyle w:val="SourceCode"/>
+      </w:pPr>
+      <w:r>
+        <w:t>-- earlier lessons or your own experiments left in it, and builds it again</w:t>
+      </w:r>
+    </w:p>
+    <w:p>
+      <w:pPr>
+        <w:pStyle w:val="SourceCode"/>
+      </w:pPr>
+      <w:r>
+        <w:t>-- with six known rows. The C# programs only read; they never change the</w:t>
+      </w:r>
+    </w:p>
+    <w:p>
+      <w:pPr>
+        <w:pStyle w:val="SourceCode"/>
+      </w:pPr>
+      <w:r>
+        <w:t>-- table.</w:t>
+      </w:r>
+    </w:p>
+    <w:p>
+      <w:pPr>
+        <w:pStyle w:val="SourceCode"/>
+      </w:pPr>
+    </w:p>
+    <w:p>
+      <w:pPr>
+        <w:pStyle w:val="SourceCode"/>
+      </w:pPr>
+      <w:r>
+        <w:t>-- Remove the old table and every row in it (Lesson 4.4). IF EXISTS skips</w:t>
+      </w:r>
+    </w:p>
+    <w:p>
+      <w:pPr>
+        <w:pStyle w:val="SourceCode"/>
+      </w:pPr>
+      <w:r>
+        <w:t>-- this when there is no table yet.</w:t>
+      </w:r>
+    </w:p>
+    <w:p>
+      <w:pPr>
+        <w:pStyle w:val="SourceCode"/>
+      </w:pPr>
+      <w:r>
+        <w:t>DROP TABLE IF EXISTS contacts_csharp;</w:t>
+      </w:r>
+    </w:p>
+    <w:p>
+      <w:pPr>
+        <w:pStyle w:val="SourceCode"/>
+      </w:pPr>
+    </w:p>
+    <w:p>
+      <w:pPr>
+        <w:pStyle w:val="SourceCode"/>
+      </w:pPr>
+      <w:r>
+        <w:t>-- Lesson 4.4's contacts_csharp table, exactly as it defined it. CHARACTER</w:t>
+      </w:r>
+    </w:p>
+    <w:p>
+      <w:pPr>
+        <w:pStyle w:val="SourceCode"/>
+      </w:pPr>
+      <w:r>
+        <w:t>-- SET utf8mb4 also gives every text column utf8mb4's default collation, the</w:t>
+      </w:r>
+    </w:p>
+    <w:p>
+      <w:pPr>
+        <w:pStyle w:val="SourceCode"/>
+      </w:pPr>
+      <w:r>
+        <w:t>-- rules the server uses to compare text, and so to sort it (Lesson 4.9).</w:t>
+      </w:r>
+    </w:p>
+    <w:p>
+      <w:pPr>
+        <w:pStyle w:val="SourceCode"/>
+      </w:pPr>
+      <w:r>
+        <w:t>CREATE TABLE contacts_csharp (</w:t>
+      </w:r>
+    </w:p>
+    <w:p>
+      <w:pPr>
+        <w:pStyle w:val="SourceCode"/>
+      </w:pPr>
+      <w:r>
+        <w:t xml:space="preserve">    id    INT AUTO_INCREMENT PRIMARY KEY,</w:t>
+      </w:r>
+    </w:p>
+    <w:p>
+      <w:pPr>
+        <w:pStyle w:val="SourceCode"/>
+      </w:pPr>
+      <w:r>
+        <w:t xml:space="preserve">    name  VARCHAR(100) NOT NULL,</w:t>
+      </w:r>
+    </w:p>
+    <w:p>
+      <w:pPr>
+        <w:pStyle w:val="SourceCode"/>
+      </w:pPr>
+      <w:r>
+        <w:t xml:space="preserve">    email VARCHAR(254) NOT NULL UNIQUE,</w:t>
+      </w:r>
+    </w:p>
+    <w:p>
+      <w:pPr>
+        <w:pStyle w:val="SourceCode"/>
+      </w:pPr>
+      <w:r>
+        <w:t xml:space="preserve">    phone VARCHAR(20)  NULL</w:t>
+      </w:r>
+    </w:p>
+    <w:p>
+      <w:pPr>
+        <w:pStyle w:val="SourceCode"/>
+      </w:pPr>
+      <w:r>
+        <w:t>) CHARACTER SET utf8mb4;</w:t>
+      </w:r>
+    </w:p>
+    <w:p>
+      <w:pPr>
+        <w:pStyle w:val="SourceCode"/>
+      </w:pPr>
+    </w:p>
+    <w:p>
+      <w:pPr>
+        <w:pStyle w:val="SourceCode"/>
+      </w:pPr>
+      <w:r>
+        <w:t>-- Six known contacts; the new table numbers them 1 to 6, in this order,</w:t>
+      </w:r>
+    </w:p>
+    <w:p>
+      <w:pPr>
+        <w:pStyle w:val="SourceCode"/>
+      </w:pPr>
+      <w:r>
+        <w:t>-- which is not alphabetical. ada lovelace was typed in lowercase, as real</w:t>
+      </w:r>
+    </w:p>
+    <w:p>
+      <w:pPr>
+        <w:pStyle w:val="SourceCode"/>
+      </w:pPr>
+      <w:r>
+        <w:t>-- data sometimes is. Two different people are both named Alan Turing (ids 3</w:t>
+      </w:r>
+    </w:p>
+    <w:p>
+      <w:pPr>
+        <w:pStyle w:val="SourceCode"/>
+      </w:pPr>
+      <w:r>
+        <w:t>-- and 6), so sorting by name alone leaves their order open. Grace Hopper's</w:t>
+      </w:r>
+    </w:p>
+    <w:p>
+      <w:pPr>
+        <w:pStyle w:val="SourceCode"/>
+      </w:pPr>
+      <w:r>
+        <w:t>-- phone is NULL (Lesson 4.6).</w:t>
+      </w:r>
+    </w:p>
+    <w:p>
+      <w:pPr>
+        <w:pStyle w:val="SourceCode"/>
+      </w:pPr>
+      <w:r>
+        <w:t>INSERT INTO contacts_csharp (name, email, phone)</w:t>
+      </w:r>
+    </w:p>
+    <w:p>
+      <w:pPr>
+        <w:pStyle w:val="SourceCode"/>
+      </w:pPr>
+      <w:r>
+        <w:t xml:space="preserve">    VALUES ('Grace Hopper', 'grace@example.com', NULL);</w:t>
+      </w:r>
+    </w:p>
+    <w:p>
+      <w:pPr>
+        <w:pStyle w:val="SourceCode"/>
+      </w:pPr>
+      <w:r>
+        <w:t>INSERT INTO contacts_csharp (name, email, phone)</w:t>
+      </w:r>
+    </w:p>
+    <w:p>
+      <w:pPr>
+        <w:pStyle w:val="SourceCode"/>
+      </w:pPr>
+      <w:r>
+        <w:t xml:space="preserve">    VALUES ('ada lovelace', 'ada@example.com', '555-0100');</w:t>
+      </w:r>
+    </w:p>
+    <w:p>
+      <w:pPr>
+        <w:pStyle w:val="SourceCode"/>
+      </w:pPr>
+      <w:r>
+        <w:t>INSERT INTO contacts_csharp (name, email, phone)</w:t>
+      </w:r>
+    </w:p>
+    <w:p>
+      <w:pPr>
+        <w:pStyle w:val="SourceCode"/>
+      </w:pPr>
+      <w:r>
+        <w:t xml:space="preserve">    VALUES ('Alan Turing', 'alan@example.com', '555-0102');</w:t>
+      </w:r>
+    </w:p>
+    <w:p>
+      <w:pPr>
+        <w:pStyle w:val="SourceCode"/>
+      </w:pPr>
+      <w:r>
+        <w:t>INSERT INTO contacts_csharp (name, email, phone)</w:t>
+      </w:r>
+    </w:p>
+    <w:p>
+      <w:pPr>
+        <w:pStyle w:val="SourceCode"/>
+      </w:pPr>
+      <w:r>
+        <w:t xml:space="preserve">    VALUES ('Margaret Hamilton', 'margaret@example.org', '555-0104');</w:t>
+      </w:r>
+    </w:p>
+    <w:p>
+      <w:pPr>
+        <w:pStyle w:val="SourceCode"/>
+      </w:pPr>
+      <w:r>
+        <w:t>INSERT INTO contacts_csharp (name, email, phone)</w:t>
+      </w:r>
+    </w:p>
+    <w:p>
+      <w:pPr>
+        <w:pStyle w:val="SourceCode"/>
+        <w:keepNext/>
+      </w:pPr>
+      <w:r>
+        <w:t xml:space="preserve">    VALUES ('Katherine Johnson', 'katherine@example.org', '555-0103');</w:t>
+      </w:r>
+    </w:p>
+    <w:p>
+      <w:pPr>
+        <w:pStyle w:val="SourceCode"/>
+        <w:keepNext/>
+      </w:pPr>
+      <w:r>
+        <w:t>INSERT INTO contacts_csharp (name, email, phone)</w:t>
+      </w:r>
+    </w:p>
+    <w:p>
+      <w:pPr>
+        <w:pStyle w:val="SourceCode"/>
+      </w:pPr>
+      <w:r>
+        <w:t xml:space="preserve">    VALUES ('Alan Turing', 'alan.turing@example.org', '555-0105');</w:t>
+      </w:r>
+    </w:p>
+    <w:p>
+      <w:pPr>
+        <w:keepNext/>
+      </w:pPr>
+    </w:p>
+    <w:p>
+      <w:pPr>
+        <w:pStyle w:val="Heading3"/>
+      </w:pPr>
+      <w:r>
+        <w:t>sql/reset_contacts_go.sql</w:t>
+      </w:r>
+    </w:p>
+    <w:p>
+      <w:pPr>
+        <w:pStyle w:val="SourceCode"/>
+        <w:keepNext/>
+      </w:pPr>
+      <w:r>
+        <w:t>-- Lesson 4.10's known contacts for Go. This file resets contacts_go, the Go</w:t>
+      </w:r>
+    </w:p>
+    <w:p>
+      <w:pPr>
+        <w:pStyle w:val="SourceCode"/>
+        <w:keepNext/>
+      </w:pPr>
+      <w:r>
+        <w:t>-- programs' own contacts table: it drops the table, with any rows earlier</w:t>
+      </w:r>
+    </w:p>
+    <w:p>
+      <w:pPr>
+        <w:pStyle w:val="SourceCode"/>
+      </w:pPr>
+      <w:r>
+        <w:t>-- lessons or your own experiments left in it, and builds it again with six</w:t>
+      </w:r>
+    </w:p>
+    <w:p>
+      <w:pPr>
+        <w:pStyle w:val="SourceCode"/>
+      </w:pPr>
+      <w:r>
+        <w:t>-- known rows. The Go programs only read; they never change the table.</w:t>
+      </w:r>
+    </w:p>
+    <w:p>
+      <w:pPr>
+        <w:pStyle w:val="SourceCode"/>
+      </w:pPr>
+    </w:p>
+    <w:p>
+      <w:pPr>
+        <w:pStyle w:val="SourceCode"/>
+      </w:pPr>
+      <w:r>
+        <w:t>-- Remove the old table and every row in it (Lesson 4.4). IF EXISTS skips</w:t>
+      </w:r>
+    </w:p>
+    <w:p>
+      <w:pPr>
+        <w:pStyle w:val="SourceCode"/>
+      </w:pPr>
+      <w:r>
+        <w:t>-- this when there is no table yet.</w:t>
+      </w:r>
+    </w:p>
+    <w:p>
+      <w:pPr>
+        <w:pStyle w:val="SourceCode"/>
+      </w:pPr>
+      <w:r>
+        <w:t>DROP TABLE IF EXISTS contacts_go;</w:t>
+      </w:r>
+    </w:p>
+    <w:p>
+      <w:pPr>
+        <w:pStyle w:val="SourceCode"/>
+      </w:pPr>
+    </w:p>
+    <w:p>
+      <w:pPr>
+        <w:pStyle w:val="SourceCode"/>
+      </w:pPr>
+      <w:r>
+        <w:t>-- Lesson 4.4's contacts_go table, exactly as it defined it. CHARACTER SET</w:t>
+      </w:r>
+    </w:p>
+    <w:p>
+      <w:pPr>
+        <w:pStyle w:val="SourceCode"/>
+      </w:pPr>
+      <w:r>
+        <w:t>-- utf8mb4 also gives every text column utf8mb4's default collation, the</w:t>
+      </w:r>
+    </w:p>
+    <w:p>
+      <w:pPr>
+        <w:pStyle w:val="SourceCode"/>
+      </w:pPr>
+      <w:r>
+        <w:t>-- rules the server uses to compare text, and so to sort it (Lesson 4.9).</w:t>
+      </w:r>
+    </w:p>
+    <w:p>
+      <w:pPr>
+        <w:pStyle w:val="SourceCode"/>
+      </w:pPr>
+      <w:r>
+        <w:t>CREATE TABLE contacts_go (</w:t>
+      </w:r>
+    </w:p>
+    <w:p>
+      <w:pPr>
+        <w:pStyle w:val="SourceCode"/>
+      </w:pPr>
+      <w:r>
+        <w:t xml:space="preserve">    id    INT AUTO_INCREMENT PRIMARY KEY,</w:t>
+      </w:r>
+    </w:p>
+    <w:p>
+      <w:pPr>
+        <w:pStyle w:val="SourceCode"/>
+      </w:pPr>
+      <w:r>
+        <w:t xml:space="preserve">    name  VARCHAR(100) NOT NULL,</w:t>
+      </w:r>
+    </w:p>
+    <w:p>
+      <w:pPr>
+        <w:pStyle w:val="SourceCode"/>
+      </w:pPr>
+      <w:r>
+        <w:t xml:space="preserve">    email VARCHAR(254) NOT NULL UNIQUE,</w:t>
+      </w:r>
+    </w:p>
+    <w:p>
+      <w:pPr>
+        <w:pStyle w:val="SourceCode"/>
+      </w:pPr>
+      <w:r>
+        <w:t xml:space="preserve">    phone VARCHAR(20)  NULL</w:t>
+      </w:r>
+    </w:p>
+    <w:p>
+      <w:pPr>
+        <w:pStyle w:val="SourceCode"/>
+      </w:pPr>
+      <w:r>
+        <w:t>) CHARACTER SET utf8mb4;</w:t>
+      </w:r>
+    </w:p>
+    <w:p>
+      <w:pPr>
+        <w:pStyle w:val="SourceCode"/>
+      </w:pPr>
+    </w:p>
+    <w:p>
+      <w:pPr>
+        <w:pStyle w:val="SourceCode"/>
+      </w:pPr>
+      <w:r>
+        <w:t>-- Six known contacts; the new table numbers them 1 to 6, in this order,</w:t>
+      </w:r>
+    </w:p>
+    <w:p>
+      <w:pPr>
+        <w:pStyle w:val="SourceCode"/>
+      </w:pPr>
+      <w:r>
+        <w:t>-- which is not alphabetical. ada lovelace was typed in lowercase, as real</w:t>
+      </w:r>
+    </w:p>
+    <w:p>
+      <w:pPr>
+        <w:pStyle w:val="SourceCode"/>
+      </w:pPr>
+      <w:r>
+        <w:t>-- data sometimes is. Two different people are both named Alan Turing (ids 3</w:t>
+      </w:r>
+    </w:p>
+    <w:p>
+      <w:pPr>
+        <w:pStyle w:val="SourceCode"/>
+      </w:pPr>
+      <w:r>
+        <w:t>-- and 6), so sorting by name alone leaves their order open. Grace Hopper's</w:t>
+      </w:r>
+    </w:p>
+    <w:p>
+      <w:pPr>
+        <w:pStyle w:val="SourceCode"/>
+      </w:pPr>
+      <w:r>
+        <w:t>-- phone is NULL (Lesson 4.6).</w:t>
+      </w:r>
+    </w:p>
+    <w:p>
+      <w:pPr>
+        <w:pStyle w:val="SourceCode"/>
+      </w:pPr>
+      <w:r>
+        <w:t>INSERT INTO contacts_go (name, email, phone)</w:t>
+      </w:r>
+    </w:p>
+    <w:p>
+      <w:pPr>
+        <w:pStyle w:val="SourceCode"/>
+      </w:pPr>
+      <w:r>
+        <w:t xml:space="preserve">    VALUES ('Grace Hopper', 'grace@example.com', NULL);</w:t>
+      </w:r>
+    </w:p>
+    <w:p>
+      <w:pPr>
+        <w:pStyle w:val="SourceCode"/>
+      </w:pPr>
+      <w:r>
+        <w:t>INSERT INTO contacts_go (name, email, phone)</w:t>
+      </w:r>
+    </w:p>
+    <w:p>
+      <w:pPr>
+        <w:pStyle w:val="SourceCode"/>
+      </w:pPr>
+      <w:r>
+        <w:t xml:space="preserve">    VALUES ('ada lovelace', 'ada@example.com', '555-0100');</w:t>
+      </w:r>
+    </w:p>
+    <w:p>
+      <w:pPr>
+        <w:pStyle w:val="SourceCode"/>
+      </w:pPr>
+      <w:r>
+        <w:t>INSERT INTO contacts_go (name, email, phone)</w:t>
+      </w:r>
+    </w:p>
+    <w:p>
+      <w:pPr>
+        <w:pStyle w:val="SourceCode"/>
+      </w:pPr>
+      <w:r>
+        <w:t xml:space="preserve">    VALUES ('Alan Turing', 'alan@example.com', '555-0102');</w:t>
+      </w:r>
+    </w:p>
+    <w:p>
+      <w:pPr>
+        <w:pStyle w:val="SourceCode"/>
+      </w:pPr>
+      <w:r>
+        <w:t>INSERT INTO contacts_go (name, email, phone)</w:t>
+      </w:r>
+    </w:p>
+    <w:p>
+      <w:pPr>
+        <w:pStyle w:val="SourceCode"/>
+      </w:pPr>
+      <w:r>
+        <w:t xml:space="preserve">    VALUES ('Margaret Hamilton', 'margaret@example.org', '555-0104');</w:t>
+      </w:r>
+    </w:p>
+    <w:p>
+      <w:pPr>
+        <w:pStyle w:val="SourceCode"/>
+      </w:pPr>
+      <w:r>
+        <w:t>INSERT INTO contacts_go (name, email, phone)</w:t>
+      </w:r>
+    </w:p>
+    <w:p>
+      <w:pPr>
+        <w:pStyle w:val="SourceCode"/>
+        <w:keepNext/>
+      </w:pPr>
+      <w:r>
+        <w:t xml:space="preserve">    VALUES ('Katherine Johnson', 'katherine@example.org', '555-0103');</w:t>
+      </w:r>
+    </w:p>
+    <w:p>
+      <w:pPr>
+        <w:pStyle w:val="SourceCode"/>
+        <w:keepNext/>
+      </w:pPr>
+      <w:r>
+        <w:t>INSERT INTO contacts_go (name, email, phone)</w:t>
+      </w:r>
+    </w:p>
+    <w:p>
+      <w:pPr>
+        <w:pStyle w:val="SourceCode"/>
+      </w:pPr>
+      <w:r>
+        <w:t xml:space="preserve">    VALUES ('Alan Turing', 'alan.turing@example.org', '555-0105');</w:t>
+      </w:r>
+    </w:p>
+    <w:p>
+      <w:pPr>
+        <w:keepNext/>
+      </w:pPr>
+    </w:p>
+    <w:p>
+      <w:pPr>
+        <w:pStyle w:val="Heading3"/>
+      </w:pPr>
+      <w:r>
+        <w:t>sql/reset_contacts_python.sql</w:t>
+      </w:r>
+    </w:p>
+    <w:p>
+      <w:pPr>
+        <w:pStyle w:val="SourceCode"/>
+        <w:keepNext/>
+      </w:pPr>
+      <w:r>
+        <w:t>-- Lesson 4.10's known contacts for Python. This file resets</w:t>
+      </w:r>
+    </w:p>
+    <w:p>
+      <w:pPr>
+        <w:pStyle w:val="SourceCode"/>
+        <w:keepNext/>
+      </w:pPr>
+      <w:r>
+        <w:t>-- contacts_python, the Python programs' own contacts table: it drops the</w:t>
+      </w:r>
+    </w:p>
+    <w:p>
+      <w:pPr>
+        <w:pStyle w:val="SourceCode"/>
+      </w:pPr>
+      <w:r>
+        <w:t>-- table, with any rows earlier lessons or your own experiments left in it,</w:t>
+      </w:r>
+    </w:p>
+    <w:p>
+      <w:pPr>
+        <w:pStyle w:val="SourceCode"/>
+      </w:pPr>
+      <w:r>
+        <w:t>-- and builds it again with six known rows. The Python programs only read;</w:t>
+      </w:r>
+    </w:p>
+    <w:p>
+      <w:pPr>
+        <w:pStyle w:val="SourceCode"/>
+      </w:pPr>
+      <w:r>
+        <w:t>-- they never change the table.</w:t>
+      </w:r>
+    </w:p>
+    <w:p>
+      <w:pPr>
+        <w:pStyle w:val="SourceCode"/>
+      </w:pPr>
+    </w:p>
+    <w:p>
+      <w:pPr>
+        <w:pStyle w:val="SourceCode"/>
+      </w:pPr>
+      <w:r>
+        <w:t>-- Remove the old table and every row in it (Lesson 4.4). IF EXISTS skips</w:t>
+      </w:r>
+    </w:p>
+    <w:p>
+      <w:pPr>
+        <w:pStyle w:val="SourceCode"/>
+      </w:pPr>
+      <w:r>
+        <w:t>-- this when there is no table yet.</w:t>
+      </w:r>
+    </w:p>
+    <w:p>
+      <w:pPr>
+        <w:pStyle w:val="SourceCode"/>
+      </w:pPr>
+      <w:r>
+        <w:t>DROP TABLE IF EXISTS contacts_python;</w:t>
+      </w:r>
+    </w:p>
+    <w:p>
+      <w:pPr>
+        <w:pStyle w:val="SourceCode"/>
+      </w:pPr>
+    </w:p>
+    <w:p>
+      <w:pPr>
+        <w:pStyle w:val="SourceCode"/>
+      </w:pPr>
+      <w:r>
+        <w:t>-- Lesson 4.4's contacts_python table, exactly as it defined it. CHARACTER</w:t>
+      </w:r>
+    </w:p>
+    <w:p>
+      <w:pPr>
+        <w:pStyle w:val="SourceCode"/>
+      </w:pPr>
+      <w:r>
+        <w:t>-- SET utf8mb4 also gives every text column utf8mb4's default collation, the</w:t>
+      </w:r>
+    </w:p>
+    <w:p>
+      <w:pPr>
+        <w:pStyle w:val="SourceCode"/>
+      </w:pPr>
+      <w:r>
+        <w:t>-- rules the server uses to compare text, and so to sort it (Lesson 4.9).</w:t>
+      </w:r>
+    </w:p>
+    <w:p>
+      <w:pPr>
+        <w:pStyle w:val="SourceCode"/>
+      </w:pPr>
+      <w:r>
+        <w:t>CREATE TABLE contacts_python (</w:t>
+      </w:r>
+    </w:p>
+    <w:p>
+      <w:pPr>
+        <w:pStyle w:val="SourceCode"/>
+      </w:pPr>
+      <w:r>
+        <w:t xml:space="preserve">    id    INT AUTO_INCREMENT PRIMARY KEY,</w:t>
+      </w:r>
+    </w:p>
+    <w:p>
+      <w:pPr>
+        <w:pStyle w:val="SourceCode"/>
+      </w:pPr>
+      <w:r>
+        <w:t xml:space="preserve">    name  VARCHAR(100) NOT NULL,</w:t>
+      </w:r>
+    </w:p>
+    <w:p>
+      <w:pPr>
+        <w:pStyle w:val="SourceCode"/>
+      </w:pPr>
+      <w:r>
+        <w:t xml:space="preserve">    email VARCHAR(254) NOT NULL UNIQUE,</w:t>
+      </w:r>
+    </w:p>
+    <w:p>
+      <w:pPr>
+        <w:pStyle w:val="SourceCode"/>
+      </w:pPr>
+      <w:r>
+        <w:t xml:space="preserve">    phone VARCHAR(20)  NULL</w:t>
+      </w:r>
+    </w:p>
+    <w:p>
+      <w:pPr>
+        <w:pStyle w:val="SourceCode"/>
+      </w:pPr>
+      <w:r>
+        <w:t>) CHARACTER SET utf8mb4;</w:t>
+      </w:r>
+    </w:p>
+    <w:p>
+      <w:pPr>
+        <w:pStyle w:val="SourceCode"/>
+      </w:pPr>
+    </w:p>
+    <w:p>
+      <w:pPr>
+        <w:pStyle w:val="SourceCode"/>
+      </w:pPr>
+      <w:r>
+        <w:t>-- Six known contacts; the new table numbers them 1 to 6, in this order,</w:t>
+      </w:r>
+    </w:p>
+    <w:p>
+      <w:pPr>
+        <w:pStyle w:val="SourceCode"/>
+      </w:pPr>
+      <w:r>
+        <w:t>-- which is not alphabetical. ada lovelace was typed in lowercase, as real</w:t>
+      </w:r>
+    </w:p>
+    <w:p>
+      <w:pPr>
+        <w:pStyle w:val="SourceCode"/>
+      </w:pPr>
+      <w:r>
+        <w:t>-- data sometimes is. Two different people are both named Alan Turing (ids 3</w:t>
+      </w:r>
+    </w:p>
+    <w:p>
+      <w:pPr>
+        <w:pStyle w:val="SourceCode"/>
+      </w:pPr>
+      <w:r>
+        <w:t>-- and 6), so sorting by name alone leaves their order open. Grace Hopper's</w:t>
+      </w:r>
+    </w:p>
+    <w:p>
+      <w:pPr>
+        <w:pStyle w:val="SourceCode"/>
+      </w:pPr>
+      <w:r>
+        <w:t>-- phone is NULL (Lesson 4.6).</w:t>
+      </w:r>
+    </w:p>
+    <w:p>
+      <w:pPr>
+        <w:pStyle w:val="SourceCode"/>
+      </w:pPr>
+      <w:r>
+        <w:t>INSERT INTO contacts_python (name, email, phone)</w:t>
+      </w:r>
+    </w:p>
+    <w:p>
+      <w:pPr>
+        <w:pStyle w:val="SourceCode"/>
+      </w:pPr>
+      <w:r>
+        <w:t xml:space="preserve">    VALUES ('Grace Hopper', 'grace@example.com', NULL);</w:t>
+      </w:r>
+    </w:p>
+    <w:p>
+      <w:pPr>
+        <w:pStyle w:val="SourceCode"/>
+      </w:pPr>
+      <w:r>
+        <w:t>INSERT INTO contacts_python (name, email, phone)</w:t>
+      </w:r>
+    </w:p>
+    <w:p>
+      <w:pPr>
+        <w:pStyle w:val="SourceCode"/>
+      </w:pPr>
+      <w:r>
+        <w:t xml:space="preserve">    VALUES ('ada lovelace', 'ada@example.com', '555-0100');</w:t>
+      </w:r>
+    </w:p>
+    <w:p>
+      <w:pPr>
+        <w:pStyle w:val="SourceCode"/>
+      </w:pPr>
+      <w:r>
+        <w:t>INSERT INTO contacts_python (name, email, phone)</w:t>
+      </w:r>
+    </w:p>
+    <w:p>
+      <w:pPr>
+        <w:pStyle w:val="SourceCode"/>
+      </w:pPr>
+      <w:r>
+        <w:t xml:space="preserve">    VALUES ('Alan Turing', 'alan@example.com', '555-0102');</w:t>
+      </w:r>
+    </w:p>
+    <w:p>
+      <w:pPr>
+        <w:pStyle w:val="SourceCode"/>
+      </w:pPr>
+      <w:r>
+        <w:t>INSERT INTO contacts_python (name, email, phone)</w:t>
+      </w:r>
+    </w:p>
+    <w:p>
+      <w:pPr>
+        <w:pStyle w:val="SourceCode"/>
+      </w:pPr>
+      <w:r>
+        <w:t xml:space="preserve">    VALUES ('Margaret Hamilton', 'margaret@example.org', '555-0104');</w:t>
+      </w:r>
+    </w:p>
+    <w:p>
+      <w:pPr>
+        <w:pStyle w:val="SourceCode"/>
+      </w:pPr>
+      <w:r>
+        <w:t>INSERT INTO contacts_python (name, email, phone)</w:t>
+      </w:r>
+    </w:p>
+    <w:p>
+      <w:pPr>
+        <w:pStyle w:val="SourceCode"/>
+        <w:keepNext/>
+      </w:pPr>
+      <w:r>
+        <w:t xml:space="preserve">    VALUES ('Katherine Johnson', 'katherine@example.org', '555-0103');</w:t>
+      </w:r>
+    </w:p>
+    <w:p>
+      <w:pPr>
+        <w:pStyle w:val="SourceCode"/>
+        <w:keepNext/>
+      </w:pPr>
+      <w:r>
+        <w:t>INSERT INTO contacts_python (name, email, phone)</w:t>
+      </w:r>
+    </w:p>
+    <w:p>
+      <w:pPr>
+        <w:pStyle w:val="SourceCode"/>
+      </w:pPr>
+      <w:r>
+        <w:t xml:space="preserve">    VALUES ('Alan Turing', 'alan.turing@example.org', '555-0105');</w:t>
+      </w:r>
+    </w:p>
+    <w:p>
+      <w:pPr>
+        <w:keepNext/>
+      </w:pPr>
+    </w:p>
+    <w:p>
+      <w:pPr>
+        <w:pStyle w:val="Heading3"/>
+      </w:pPr>
+      <w:r>
+        <w:t>sql/reset_contacts_typescript.sql</w:t>
+      </w:r>
+    </w:p>
+    <w:p>
+      <w:pPr>
+        <w:pStyle w:val="SourceCode"/>
+        <w:keepNext/>
+      </w:pPr>
+      <w:r>
+        <w:t>-- Lesson 4.10's known contacts for TypeScript. This file resets</w:t>
+      </w:r>
+    </w:p>
+    <w:p>
+      <w:pPr>
+        <w:pStyle w:val="SourceCode"/>
+        <w:keepNext/>
+      </w:pPr>
+      <w:r>
+        <w:t>-- contacts_typescript, the TypeScript programs' own contacts table: it</w:t>
+      </w:r>
+    </w:p>
+    <w:p>
+      <w:pPr>
+        <w:pStyle w:val="SourceCode"/>
       </w:pPr>
       <w:r>
         <w:t>-- drops the table, with any rows earlier lessons or your own experiments</w:t>
@@ -2166,15 +3728,15 @@
         <w:pStyle w:val="SourceCode"/>
       </w:pPr>
       <w:r>
-        <w:t>-- left in it, and builds it again with six known rows. The programs only</w:t>
-      </w:r>
-    </w:p>
-    <w:p>
-      <w:pPr>
-        <w:pStyle w:val="SourceCode"/>
-      </w:pPr>
-      <w:r>
-        <w:t>-- read; they never change the table.</w:t>
+        <w:t>-- left in it, and builds it again with six known rows. The TypeScript</w:t>
+      </w:r>
+    </w:p>
+    <w:p>
+      <w:pPr>
+        <w:pStyle w:val="SourceCode"/>
+      </w:pPr>
+      <w:r>
+        <w:t>-- programs only read; they never change the table.</w:t>
       </w:r>
     </w:p>
     <w:p>
@@ -2203,44 +3765,52 @@
         <w:pStyle w:val="SourceCode"/>
       </w:pPr>
       <w:r>
-        <w:t>DROP TABLE IF EXISTS contacts;</w:t>
-      </w:r>
-    </w:p>
-    <w:p>
-      <w:pPr>
-        <w:pStyle w:val="SourceCode"/>
-      </w:pPr>
-    </w:p>
-    <w:p>
-      <w:pPr>
-        <w:pStyle w:val="SourceCode"/>
-      </w:pPr>
-      <w:r>
-        <w:t>-- Lesson 4.4's contacts table, exactly as it defined it. CHARACTER SET</w:t>
-      </w:r>
-    </w:p>
-    <w:p>
-      <w:pPr>
-        <w:pStyle w:val="SourceCode"/>
-      </w:pPr>
-      <w:r>
-        <w:t>-- utf8mb4 also gives every text column utf8mb4's default collation, the</w:t>
-      </w:r>
-    </w:p>
-    <w:p>
-      <w:pPr>
-        <w:pStyle w:val="SourceCode"/>
-      </w:pPr>
-      <w:r>
-        <w:t>-- rules the server uses to compare text, and so to sort it (Lesson 4.9).</w:t>
-      </w:r>
-    </w:p>
-    <w:p>
-      <w:pPr>
-        <w:pStyle w:val="SourceCode"/>
-      </w:pPr>
-      <w:r>
-        <w:t>CREATE TABLE contacts (</w:t>
+        <w:t>DROP TABLE IF EXISTS contacts_typescript;</w:t>
+      </w:r>
+    </w:p>
+    <w:p>
+      <w:pPr>
+        <w:pStyle w:val="SourceCode"/>
+      </w:pPr>
+    </w:p>
+    <w:p>
+      <w:pPr>
+        <w:pStyle w:val="SourceCode"/>
+      </w:pPr>
+      <w:r>
+        <w:t>-- Lesson 4.4's contacts_typescript table, exactly as it defined it.</w:t>
+      </w:r>
+    </w:p>
+    <w:p>
+      <w:pPr>
+        <w:pStyle w:val="SourceCode"/>
+      </w:pPr>
+      <w:r>
+        <w:t>-- CHARACTER SET utf8mb4 also gives every text column utf8mb4's default</w:t>
+      </w:r>
+    </w:p>
+    <w:p>
+      <w:pPr>
+        <w:pStyle w:val="SourceCode"/>
+      </w:pPr>
+      <w:r>
+        <w:t>-- collation, the rules the server uses to compare text, and so to sort it</w:t>
+      </w:r>
+    </w:p>
+    <w:p>
+      <w:pPr>
+        <w:pStyle w:val="SourceCode"/>
+      </w:pPr>
+      <w:r>
+        <w:t>-- (Lesson 4.9).</w:t>
+      </w:r>
+    </w:p>
+    <w:p>
+      <w:pPr>
+        <w:pStyle w:val="SourceCode"/>
+      </w:pPr>
+      <w:r>
+        <w:t>CREATE TABLE contacts_typescript (</w:t>
       </w:r>
     </w:p>
     <w:p>
@@ -2309,31 +3879,31 @@
         <w:pStyle w:val="SourceCode"/>
       </w:pPr>
       <w:r>
-        <w:t>-- data sometimes is. Two different people are both named Alan Turing</w:t>
-      </w:r>
-    </w:p>
-    <w:p>
-      <w:pPr>
-        <w:pStyle w:val="SourceCode"/>
-      </w:pPr>
-      <w:r>
-        <w:t>-- (ids 3 and 6), so sorting by name alone leaves their order open. Grace</w:t>
-      </w:r>
-    </w:p>
-    <w:p>
-      <w:pPr>
-        <w:pStyle w:val="SourceCode"/>
-      </w:pPr>
-      <w:r>
-        <w:t>-- Hopper's phone is NULL (Lesson 4.6).</w:t>
-      </w:r>
-    </w:p>
-    <w:p>
-      <w:pPr>
-        <w:pStyle w:val="SourceCode"/>
-      </w:pPr>
-      <w:r>
-        <w:t>INSERT INTO contacts (name, email, phone)</w:t>
+        <w:t>-- data sometimes is. Two different people are both named Alan Turing (ids 3</w:t>
+      </w:r>
+    </w:p>
+    <w:p>
+      <w:pPr>
+        <w:pStyle w:val="SourceCode"/>
+      </w:pPr>
+      <w:r>
+        <w:t>-- and 6), so sorting by name alone leaves their order open. Grace Hopper's</w:t>
+      </w:r>
+    </w:p>
+    <w:p>
+      <w:pPr>
+        <w:pStyle w:val="SourceCode"/>
+      </w:pPr>
+      <w:r>
+        <w:t>-- phone is NULL (Lesson 4.6).</w:t>
+      </w:r>
+    </w:p>
+    <w:p>
+      <w:pPr>
+        <w:pStyle w:val="SourceCode"/>
+      </w:pPr>
+      <w:r>
+        <w:t>INSERT INTO contacts_typescript (name, email, phone)</w:t>
       </w:r>
     </w:p>
     <w:p>
@@ -2349,7 +3919,7 @@
         <w:pStyle w:val="SourceCode"/>
       </w:pPr>
       <w:r>
-        <w:t>INSERT INTO contacts (name, email, phone)</w:t>
+        <w:t>INSERT INTO contacts_typescript (name, email, phone)</w:t>
       </w:r>
     </w:p>
     <w:p>
@@ -2365,7 +3935,7 @@
         <w:pStyle w:val="SourceCode"/>
       </w:pPr>
       <w:r>
-        <w:t>INSERT INTO contacts (name, email, phone)</w:t>
+        <w:t>INSERT INTO contacts_typescript (name, email, phone)</w:t>
       </w:r>
     </w:p>
     <w:p>
@@ -2381,7 +3951,7 @@
         <w:pStyle w:val="SourceCode"/>
       </w:pPr>
       <w:r>
-        <w:t>INSERT INTO contacts (name, email, phone)</w:t>
+        <w:t>INSERT INTO contacts_typescript (name, email, phone)</w:t>
       </w:r>
     </w:p>
     <w:p>
@@ -2397,7 +3967,7 @@
         <w:pStyle w:val="SourceCode"/>
       </w:pPr>
       <w:r>
-        <w:t>INSERT INTO contacts (name, email, phone)</w:t>
+        <w:t>INSERT INTO contacts_typescript (name, email, phone)</w:t>
       </w:r>
     </w:p>
     <w:p>
@@ -2415,7 +3985,7 @@
         <w:keepNext/>
       </w:pPr>
       <w:r>
-        <w:t>INSERT INTO contacts (name, email, phone)</w:t>
+        <w:t>INSERT INTO contacts_typescript (name, email, phone)</w:t>
       </w:r>
     </w:p>
     <w:p>
@@ -2433,7 +4003,7 @@
     </w:p>
     <w:p>
       <w:r>
-        <w:t>Remember, the first client command creates spa_contacts if it is missing, and the second runs the file with the client's own source command: --commands lets -e run it, and on Linux or macOS &lt; sends the file instead (Lesson 4.5). The third shows the table (Lesson 4.6).</w:t>
+        <w:t>Remember, the first client command creates spa_contacts if it is missing, and the next six run the files, one per language, with the client's own source command: --commands lets -e run it, and on Linux or macOS &lt; sends the file instead (Lesson 4.5). The last shows the C programs' table, contacts_c (Lesson 4.6).</w:t>
       </w:r>
     </w:p>
     <w:p>
@@ -2470,7 +4040,6 @@
     <w:p>
       <w:pPr>
         <w:pStyle w:val="CommandBlock"/>
-        <w:keepNext/>
       </w:pPr>
       <w:r>
         <w:t>&amp; $mysql -u devuser -h 127.0.0.1 -P 3306 `</w:t>
@@ -2479,7 +4048,6 @@
     <w:p>
       <w:pPr>
         <w:pStyle w:val="CommandBlock"/>
-        <w:keepNext/>
       </w:pPr>
       <w:r>
         <w:t xml:space="preserve">    -e "CREATE DATABASE IF NOT EXISTS spa_contacts"</w:t>
@@ -2488,7 +4056,6 @@
     <w:p>
       <w:pPr>
         <w:pStyle w:val="CommandBlock"/>
-        <w:keepNext/>
       </w:pPr>
       <w:r>
         <w:t>&amp; $mysql -u devuser -h 127.0.0.1 -P 3306 -D spa_contacts --commands `</w:t>
@@ -2497,15 +4064,94 @@
     <w:p>
       <w:pPr>
         <w:pStyle w:val="CommandBlock"/>
-        <w:keepNext/>
-      </w:pPr>
-      <w:r>
-        <w:t xml:space="preserve">    -e "source ./sql/reset_contacts.sql"</w:t>
+      </w:pPr>
+      <w:r>
+        <w:t xml:space="preserve">    -e "source ./sql/reset_contacts_c.sql"</w:t>
       </w:r>
     </w:p>
     <w:p>
       <w:pPr>
         <w:pStyle w:val="CommandBlock"/>
+      </w:pPr>
+      <w:r>
+        <w:t>&amp; $mysql -u devuser -h 127.0.0.1 -P 3306 -D spa_contacts --commands `</w:t>
+      </w:r>
+    </w:p>
+    <w:p>
+      <w:pPr>
+        <w:pStyle w:val="CommandBlock"/>
+      </w:pPr>
+      <w:r>
+        <w:t xml:space="preserve">    -e "source ./sql/reset_contacts_cpp.sql"</w:t>
+      </w:r>
+    </w:p>
+    <w:p>
+      <w:pPr>
+        <w:pStyle w:val="CommandBlock"/>
+      </w:pPr>
+      <w:r>
+        <w:t>&amp; $mysql -u devuser -h 127.0.0.1 -P 3306 -D spa_contacts --commands `</w:t>
+      </w:r>
+    </w:p>
+    <w:p>
+      <w:pPr>
+        <w:pStyle w:val="CommandBlock"/>
+      </w:pPr>
+      <w:r>
+        <w:t xml:space="preserve">    -e "source ./sql/reset_contacts_csharp.sql"</w:t>
+      </w:r>
+    </w:p>
+    <w:p>
+      <w:pPr>
+        <w:pStyle w:val="CommandBlock"/>
+      </w:pPr>
+      <w:r>
+        <w:t>&amp; $mysql -u devuser -h 127.0.0.1 -P 3306 -D spa_contacts --commands `</w:t>
+      </w:r>
+    </w:p>
+    <w:p>
+      <w:pPr>
+        <w:pStyle w:val="CommandBlock"/>
+      </w:pPr>
+      <w:r>
+        <w:t xml:space="preserve">    -e "source ./sql/reset_contacts_go.sql"</w:t>
+      </w:r>
+    </w:p>
+    <w:p>
+      <w:pPr>
+        <w:pStyle w:val="CommandBlock"/>
+      </w:pPr>
+      <w:r>
+        <w:t>&amp; $mysql -u devuser -h 127.0.0.1 -P 3306 -D spa_contacts --commands `</w:t>
+      </w:r>
+    </w:p>
+    <w:p>
+      <w:pPr>
+        <w:pStyle w:val="CommandBlock"/>
+      </w:pPr>
+      <w:r>
+        <w:t xml:space="preserve">    -e "source ./sql/reset_contacts_python.sql"</w:t>
+      </w:r>
+    </w:p>
+    <w:p>
+      <w:pPr>
+        <w:pStyle w:val="CommandBlock"/>
+      </w:pPr>
+      <w:r>
+        <w:t>&amp; $mysql -u devuser -h 127.0.0.1 -P 3306 -D spa_contacts --commands `</w:t>
+      </w:r>
+    </w:p>
+    <w:p>
+      <w:pPr>
+        <w:pStyle w:val="CommandBlock"/>
+      </w:pPr>
+      <w:r>
+        <w:t xml:space="preserve">    -e "source ./sql/reset_contacts_typescript.sql"</w:t>
+      </w:r>
+    </w:p>
+    <w:p>
+      <w:pPr>
+        <w:pStyle w:val="CommandBlock"/>
         <w:keepNext/>
       </w:pPr>
       <w:r>
@@ -2518,7 +4164,7 @@
         <w:keepNext/>
       </w:pPr>
       <w:r>
-        <w:t xml:space="preserve">    -e "SELECT id, name, email, phone FROM contacts ORDER BY id"</w:t>
+        <w:t xml:space="preserve">    -e "SELECT id, name, email, phone FROM contacts_c ORDER BY id"</w:t>
       </w:r>
     </w:p>
     <w:p>
@@ -2563,7 +4209,6 @@
     <w:p>
       <w:pPr>
         <w:pStyle w:val="CommandBlock"/>
-        <w:keepNext/>
       </w:pPr>
       <w:r>
         <w:t xml:space="preserve">    -e "CREATE DATABASE IF NOT EXISTS spa_contacts"</w:t>
@@ -2572,15 +4217,102 @@
     <w:p>
       <w:pPr>
         <w:pStyle w:val="CommandBlock"/>
-        <w:keepNext/>
-      </w:pPr>
-      <w:r>
-        <w:t>mysql -u devuser -h 127.0.0.1 -P 3306 -D spa_contacts &lt; ./sql/reset_contacts.sql</w:t>
+      </w:pPr>
+      <w:r>
+        <w:t>mysql -u devuser -h 127.0.0.1 -P 3306 -D spa_contacts \</w:t>
       </w:r>
     </w:p>
     <w:p>
       <w:pPr>
         <w:pStyle w:val="CommandBlock"/>
+      </w:pPr>
+      <w:r>
+        <w:t xml:space="preserve">    &lt; ./sql/reset_contacts_c.sql</w:t>
+      </w:r>
+    </w:p>
+    <w:p>
+      <w:pPr>
+        <w:pStyle w:val="CommandBlock"/>
+      </w:pPr>
+      <w:r>
+        <w:t>mysql -u devuser -h 127.0.0.1 -P 3306 -D spa_contacts \</w:t>
+      </w:r>
+    </w:p>
+    <w:p>
+      <w:pPr>
+        <w:pStyle w:val="CommandBlock"/>
+      </w:pPr>
+      <w:r>
+        <w:t xml:space="preserve">    &lt; ./sql/reset_contacts_cpp.sql</w:t>
+      </w:r>
+    </w:p>
+    <w:p>
+      <w:pPr>
+        <w:pStyle w:val="CommandBlock"/>
+      </w:pPr>
+      <w:r>
+        <w:t>mysql -u devuser -h 127.0.0.1 -P 3306 -D spa_contacts \</w:t>
+      </w:r>
+    </w:p>
+    <w:p>
+      <w:pPr>
+        <w:pStyle w:val="CommandBlock"/>
+      </w:pPr>
+      <w:r>
+        <w:t xml:space="preserve">    &lt; ./sql/reset_contacts_csharp.sql</w:t>
+      </w:r>
+    </w:p>
+    <w:p>
+      <w:pPr>
+        <w:pStyle w:val="CommandBlock"/>
+      </w:pPr>
+      <w:r>
+        <w:t>mysql -u devuser -h 127.0.0.1 -P 3306 -D spa_contacts \</w:t>
+      </w:r>
+    </w:p>
+    <w:p>
+      <w:pPr>
+        <w:pStyle w:val="CommandBlock"/>
+      </w:pPr>
+      <w:r>
+        <w:t xml:space="preserve">    &lt; ./sql/reset_contacts_go.sql</w:t>
+      </w:r>
+    </w:p>
+    <w:p>
+      <w:pPr>
+        <w:pStyle w:val="CommandBlock"/>
+      </w:pPr>
+      <w:r>
+        <w:t>mysql -u devuser -h 127.0.0.1 -P 3306 -D spa_contacts \</w:t>
+      </w:r>
+    </w:p>
+    <w:p>
+      <w:pPr>
+        <w:pStyle w:val="CommandBlock"/>
+      </w:pPr>
+      <w:r>
+        <w:t xml:space="preserve">    &lt; ./sql/reset_contacts_python.sql</w:t>
+      </w:r>
+    </w:p>
+    <w:p>
+      <w:pPr>
+        <w:pStyle w:val="CommandBlock"/>
+      </w:pPr>
+      <w:r>
+        <w:t>mysql -u devuser -h 127.0.0.1 -P 3306 -D spa_contacts \</w:t>
+      </w:r>
+    </w:p>
+    <w:p>
+      <w:pPr>
+        <w:pStyle w:val="CommandBlock"/>
+      </w:pPr>
+      <w:r>
+        <w:t xml:space="preserve">    &lt; ./sql/reset_contacts_typescript.sql</w:t>
+      </w:r>
+    </w:p>
+    <w:p>
+      <w:pPr>
+        <w:pStyle w:val="CommandBlock"/>
         <w:keepNext/>
       </w:pPr>
       <w:r>
@@ -2593,7 +4325,7 @@
         <w:keepNext/>
       </w:pPr>
       <w:r>
-        <w:t xml:space="preserve">    -e "SELECT id, name, email, phone FROM contacts ORDER BY id"</w:t>
+        <w:t xml:space="preserve">    -e "SELECT id, name, email, phone FROM contacts_c ORDER BY id"</w:t>
       </w:r>
     </w:p>
     <w:p>
@@ -2614,7 +4346,7 @@
         <w:keepNext/>
       </w:pPr>
       <w:r>
-        <w:t>The first two commands print nothing. The query prints exactly this table, in id order, the order the rows were inserted:</w:t>
+        <w:t>The reset commands print nothing. The query prints exactly this table, in id order, the order the rows were inserted; every other language's table holds the same rows:</w:t>
       </w:r>
     </w:p>
     <w:p>
@@ -2742,7 +4474,10 @@
         <w:keepNext/>
       </w:pPr>
       <w:r>
-        <w:t>Before any program runs, ask the server about the name column's collation and the two orders. The first query reads the collation of one name with COLLATION(name); LIMIT 1 asks for one row, which is enough, because every name in the column has the same collation. The second sorts by the collation; the third sorts the same names with COLLATE utf8mb4_0900_bin, which compares them character code by character code, for this one query only.</w:t>
+        <w:t xml:space="preserve">Before any program runs, ask the server about the name column's collation and the two orders, in the C programs' table; every language's table has the same column and the same rows. The first query reads the collation of one name with COLLATION(name); LIMIT 1 asks for one row, which is enough, because every name in the column has the same collation. The second sorts by the collation; the third sorts the same names with COLLATE utf8mb4_0900_bin, which compares them character code by character code, for this </w:t>
+      </w:r>
+      <w:r>
+        <w:t>one query only. Here -e ends the first line and each query has the next line to itself, so the longest one fits on the screen.</w:t>
       </w:r>
     </w:p>
     <w:p>
@@ -2774,7 +4509,7 @@
         <w:keepNext/>
       </w:pPr>
       <w:r>
-        <w:t>&amp; $mysql -u devuser -h 127.0.0.1 -P 3306 -D spa_contacts -t `</w:t>
+        <w:t>&amp; $mysql -u devuser -h 127.0.0.1 -P 3306 -D spa_contacts -t -e `</w:t>
       </w:r>
     </w:p>
     <w:p>
@@ -2783,7 +4518,7 @@
         <w:keepNext/>
       </w:pPr>
       <w:r>
-        <w:t xml:space="preserve">    -e "SELECT COLLATION(name) FROM contacts LIMIT 1"</w:t>
+        <w:t xml:space="preserve">    "SELECT COLLATION(name) FROM contacts_c LIMIT 1"</w:t>
       </w:r>
     </w:p>
     <w:p>
@@ -2792,7 +4527,7 @@
         <w:keepNext/>
       </w:pPr>
       <w:r>
-        <w:t>&amp; $mysql -u devuser -h 127.0.0.1 -P 3306 -D spa_contacts -t `</w:t>
+        <w:t>&amp; $mysql -u devuser -h 127.0.0.1 -P 3306 -D spa_contacts -t -e `</w:t>
       </w:r>
     </w:p>
     <w:p>
@@ -2801,7 +4536,7 @@
         <w:keepNext/>
       </w:pPr>
       <w:r>
-        <w:t xml:space="preserve">    -e "SELECT id, name FROM contacts ORDER BY name, id"</w:t>
+        <w:t xml:space="preserve">    "SELECT id, name FROM contacts_c ORDER BY name, id"</w:t>
       </w:r>
     </w:p>
     <w:p>
@@ -2810,7 +4545,7 @@
         <w:keepNext/>
       </w:pPr>
       <w:r>
-        <w:t>&amp; $mysql -u devuser -h 127.0.0.1 -P 3306 -D spa_contacts -t `</w:t>
+        <w:t>&amp; $mysql -u devuser -h 127.0.0.1 -P 3306 -D spa_contacts -t -e `</w:t>
       </w:r>
     </w:p>
     <w:p>
@@ -2819,7 +4554,7 @@
         <w:keepNext/>
       </w:pPr>
       <w:r>
-        <w:t xml:space="preserve">    -e "SELECT id, name FROM contacts ORDER BY name COLLATE utf8mb4_0900_bin, id"</w:t>
+        <w:t xml:space="preserve">    "SELECT id, name FROM contacts_c ORDER BY name COLLATE utf8mb4_0900_bin, id"</w:t>
       </w:r>
     </w:p>
     <w:p>
@@ -2858,7 +4593,7 @@
         <w:keepNext/>
       </w:pPr>
       <w:r>
-        <w:t>mysql -u devuser -h 127.0.0.1 -P 3306 -D spa_contacts -t \</w:t>
+        <w:t>mysql -u devuser -h 127.0.0.1 -P 3306 -D spa_contacts -t -e \</w:t>
       </w:r>
     </w:p>
     <w:p>
@@ -2867,7 +4602,7 @@
         <w:keepNext/>
       </w:pPr>
       <w:r>
-        <w:t xml:space="preserve">    -e "SELECT COLLATION(name) FROM contacts LIMIT 1"</w:t>
+        <w:t xml:space="preserve">    "SELECT COLLATION(name) FROM contacts_c LIMIT 1"</w:t>
       </w:r>
     </w:p>
     <w:p>
@@ -2876,7 +4611,7 @@
         <w:keepNext/>
       </w:pPr>
       <w:r>
-        <w:t>mysql -u devuser -h 127.0.0.1 -P 3306 -D spa_contacts -t \</w:t>
+        <w:t>mysql -u devuser -h 127.0.0.1 -P 3306 -D spa_contacts -t -e \</w:t>
       </w:r>
     </w:p>
     <w:p>
@@ -2885,7 +4620,7 @@
         <w:keepNext/>
       </w:pPr>
       <w:r>
-        <w:t xml:space="preserve">    -e "SELECT id, name FROM contacts ORDER BY name, id"</w:t>
+        <w:t xml:space="preserve">    "SELECT id, name FROM contacts_c ORDER BY name, id"</w:t>
       </w:r>
     </w:p>
     <w:p>
@@ -2894,7 +4629,7 @@
         <w:keepNext/>
       </w:pPr>
       <w:r>
-        <w:t>mysql -u devuser -h 127.0.0.1 -P 3306 -D spa_contacts -t \</w:t>
+        <w:t>mysql -u devuser -h 127.0.0.1 -P 3306 -D spa_contacts -t -e \</w:t>
       </w:r>
     </w:p>
     <w:p>
@@ -2903,7 +4638,7 @@
         <w:keepNext/>
       </w:pPr>
       <w:r>
-        <w:t xml:space="preserve">    -e "SELECT id, name FROM contacts ORDER BY name COLLATE utf8mb4_0900_bin, id"</w:t>
+        <w:t xml:space="preserve">    "SELECT id, name FROM contacts_c ORDER BY name COLLATE utf8mb4_0900_bin, id"</w:t>
       </w:r>
     </w:p>
     <w:p>
@@ -3250,7 +4985,7 @@
         <w:pStyle w:val="ListBullet"/>
       </w:pPr>
       <w:r>
-        <w:t>Unknown database 'spa_contacts' (error 1049), or Table 'spa_contacts.contacts' doesn't exist (error 1146): the Data Reset has not run yet. Run it.</w:t>
+        <w:t>Unknown database 'spa_contacts' (error 1049), or Table 'spa_contacts.contacts_c' doesn't exist (error 1146), with your language's table: the Data Reset has not run yet. Run it.</w:t>
       </w:r>
     </w:p>
     <w:p>
@@ -3309,10 +5044,10 @@
     </w:p>
     <w:p>
       <w:r>
-        <w:t>Start with the most direct version: print_contact prints one record. list_sorted sends a query with mysql_query and maps each row of the result into a struct Contact, as Lesson 4.6 did. list_page works out the offset, prepares the page query, binds the page size and the offset as two whole numbers, binds the four result columns to a Contact's fields, and prints each fetched row. main connects and calls list_sorted twice and list_page once. count_contacts sends SELECT COUNT(*) AS total FROM contacts with mys</w:t>
-      </w:r>
-      <w:r>
-        <w:t>ql_query, fetches its one row, and turns row[0], text like every C API column, into an int with atoi. The page function then prints its heading with the page count and the contact count. Like every Basic version in this chapter, it first checks that SPA_DB_PASSWORD is set. It also checks mysql_real_connect, because a handle that never connected would crash at the first fetch. The ORDER BY clauses, DESC, LIMIT, OFFSET, and COUNT(*) are new, so their comments explain every part; read them as you type.</w:t>
+        <w:t>Start with the most direct version: print_contact prints one record. list_sorted sends a query with mysql_query and maps each row of the result into a struct Contact, as Lesson 4.6 did. list_page works out the offset, prepares the page query, binds the page size and the offset as two whole numbers, binds the four result columns to a Contact's fields, and prints each fetched row. main connects and calls list_sorted twice and list_page once. count_contacts sends SELECT COUNT(*) AS total FROM contacts_c with m</w:t>
+      </w:r>
+      <w:r>
+        <w:t>ysql_query, fetches its one row, and turns row[0], text like every C API column, into an int with atoi. The page function then prints its heading with the page count and the contact count. Like every Basic version in this chapter, it first checks that SPA_DB_PASSWORD is set. It also checks mysql_real_connect, because a handle that never connected would crash at the first fetch. The ORDER BY clauses, DESC, LIMIT, OFFSET, and COUNT(*) are new, so their comments explain every part; read them as you type.</w:t>
       </w:r>
     </w:p>
     <w:p>
@@ -3468,7 +5203,7 @@
         <w:pStyle w:val="SourceCode"/>
       </w:pPr>
       <w:r>
-        <w:t xml:space="preserve">    "SELECT id, name, email, phone FROM contacts ORDER BY name, id"</w:t>
+        <w:t xml:space="preserve">    "SELECT id, name, email, phone FROM contacts_c ORDER BY name, id"</w:t>
       </w:r>
     </w:p>
     <w:p>
@@ -3513,7 +5248,7 @@
         <w:pStyle w:val="SourceCode"/>
       </w:pPr>
       <w:r>
-        <w:t xml:space="preserve">    "SELECT id, name, email, phone FROM contacts ORDER BY id DESC"</w:t>
+        <w:t xml:space="preserve">    "SELECT id, name, email, phone FROM contacts_c ORDER BY id DESC"</w:t>
       </w:r>
     </w:p>
     <w:p>
@@ -3566,7 +5301,7 @@
         <w:pStyle w:val="SourceCode"/>
       </w:pPr>
       <w:r>
-        <w:t xml:space="preserve">    "SELECT id, name, email, phone FROM contacts " \</w:t>
+        <w:t xml:space="preserve">    "SELECT id, name, email, phone FROM contacts_c " \</w:t>
       </w:r>
     </w:p>
     <w:p>
@@ -3611,7 +5346,7 @@
         <w:pStyle w:val="SourceCode"/>
       </w:pPr>
       <w:r>
-        <w:t>#define COUNT_CONTACTS "SELECT COUNT(*) AS total FROM contacts"</w:t>
+        <w:t>#define COUNT_CONTACTS "SELECT COUNT(*) AS total FROM contacts_c"</w:t>
       </w:r>
     </w:p>
     <w:p>
@@ -5369,7 +7104,7 @@
         <w:pStyle w:val="SourceCode"/>
       </w:pPr>
       <w:r>
-        <w:t xml:space="preserve">    "SELECT id, name, email, phone FROM contacts ORDER BY name, id"</w:t>
+        <w:t xml:space="preserve">    "SELECT id, name, email, phone FROM contacts_c ORDER BY name, id"</w:t>
       </w:r>
     </w:p>
     <w:p>
@@ -5385,7 +7120,7 @@
         <w:pStyle w:val="SourceCode"/>
       </w:pPr>
       <w:r>
-        <w:t xml:space="preserve">    "SELECT id, name, email, phone FROM contacts ORDER BY id DESC"</w:t>
+        <w:t xml:space="preserve">    "SELECT id, name, email, phone FROM contacts_c ORDER BY id DESC"</w:t>
       </w:r>
     </w:p>
     <w:p>
@@ -5401,7 +7136,7 @@
         <w:pStyle w:val="SourceCode"/>
       </w:pPr>
       <w:r>
-        <w:t xml:space="preserve">    "SELECT id, name, email, phone FROM contacts " \</w:t>
+        <w:t xml:space="preserve">    "SELECT id, name, email, phone FROM contacts_c " \</w:t>
       </w:r>
     </w:p>
     <w:p>
@@ -5433,7 +7168,7 @@
         <w:pStyle w:val="SourceCode"/>
       </w:pPr>
       <w:r>
-        <w:t>#define COUNT_CONTACTS "SELECT COUNT(*) AS total FROM contacts"</w:t>
+        <w:t>#define COUNT_CONTACTS "SELECT COUNT(*) AS total FROM contacts_c"</w:t>
       </w:r>
     </w:p>
     <w:p>
@@ -7842,10 +9577,10 @@
     </w:p>
     <w:p>
       <w:r>
-        <w:t>Start with the most direct version: printRow maps the current row into a Contact and prints it. listSorted runs fixed SQL with createStatement and executeQuery. listPage works out the offset, prepares the page query, fills its two placeholders with setInt, and prints each row. main connects and calls listSorted twice and listPage once. countContacts runs SELECT COUNT(*) AS total FROM contacts with executeQuery, moves to its one row with next(), and reads the count with getInt(1). The page function then prin</w:t>
-      </w:r>
-      <w:r>
-        <w:t>ts its heading with the page count and the contact count. Like every Basic version in this chapter, it first checks that SPA_DB_PASSWORD is set. After that, it trusts every step; the Production-Minded version checks them. The ORDER BY clauses, DESC, LIMIT, OFFSET, and COUNT(*) are new, so their comments explain every part; read them as you type.</w:t>
+        <w:t xml:space="preserve">Start with the most direct version: printRow maps the current row into a Contact and prints it. listSorted runs fixed SQL with createStatement and executeQuery. listPage works out the offset, prepares the page query, fills its two placeholders with setInt, and prints each row. main connects and calls listSorted twice and listPage once. countContacts runs SELECT COUNT(*) AS total FROM contacts_cpp with executeQuery, moves to its one row with next(), and reads the count with getInt(1). The page function then </w:t>
+      </w:r>
+      <w:r>
+        <w:t>prints its heading with the page count and the contact count. Like every Basic version in this chapter, it first checks that SPA_DB_PASSWORD is set. After that, it trusts every step; the Production-Minded version checks them. The ORDER BY clauses, DESC, LIMIT, OFFSET, and COUNT(*) are new, so their comments explain every part; read them as you type.</w:t>
       </w:r>
     </w:p>
     <w:p>
@@ -7993,7 +9728,7 @@
         <w:pStyle w:val="SourceCode"/>
       </w:pPr>
       <w:r>
-        <w:t xml:space="preserve">    "SELECT id, name, email, phone FROM contacts ORDER BY name, id";</w:t>
+        <w:t xml:space="preserve">    "SELECT id, name, email, phone FROM contacts_cpp ORDER BY name, id";</w:t>
       </w:r>
     </w:p>
     <w:p>
@@ -8038,7 +9773,7 @@
         <w:pStyle w:val="SourceCode"/>
       </w:pPr>
       <w:r>
-        <w:t xml:space="preserve">    "SELECT id, name, email, phone FROM contacts ORDER BY id DESC";</w:t>
+        <w:t xml:space="preserve">    "SELECT id, name, email, phone FROM contacts_cpp ORDER BY id DESC";</w:t>
       </w:r>
     </w:p>
     <w:p>
@@ -8091,7 +9826,7 @@
         <w:pStyle w:val="SourceCode"/>
       </w:pPr>
       <w:r>
-        <w:t xml:space="preserve">    "SELECT id, name, email, phone FROM contacts "</w:t>
+        <w:t xml:space="preserve">    "SELECT id, name, email, phone FROM contacts_cpp "</w:t>
       </w:r>
     </w:p>
     <w:p>
@@ -8136,7 +9871,7 @@
         <w:pStyle w:val="SourceCode"/>
       </w:pPr>
       <w:r>
-        <w:t>const std::string COUNT_CONTACTS = "SELECT COUNT(*) AS total FROM contacts";</w:t>
+        <w:t>const std::string COUNT_CONTACTS = "SELECT COUNT(*) AS total FROM contacts_cpp";</w:t>
       </w:r>
     </w:p>
     <w:p>
@@ -9648,7 +11383,7 @@
         <w:pStyle w:val="SourceCode"/>
       </w:pPr>
       <w:r>
-        <w:t xml:space="preserve">    "SELECT id, name, email, phone FROM contacts ORDER BY name, id";</w:t>
+        <w:t xml:space="preserve">    "SELECT id, name, email, phone FROM contacts_cpp ORDER BY name, id";</w:t>
       </w:r>
     </w:p>
     <w:p>
@@ -9664,7 +11399,7 @@
         <w:pStyle w:val="SourceCode"/>
       </w:pPr>
       <w:r>
-        <w:t xml:space="preserve">    "SELECT id, name, email, phone FROM contacts ORDER BY id DESC";</w:t>
+        <w:t xml:space="preserve">    "SELECT id, name, email, phone FROM contacts_cpp ORDER BY id DESC";</w:t>
       </w:r>
     </w:p>
     <w:p>
@@ -9680,7 +11415,7 @@
         <w:pStyle w:val="SourceCode"/>
       </w:pPr>
       <w:r>
-        <w:t xml:space="preserve">    "SELECT id, name, email, phone FROM contacts "</w:t>
+        <w:t xml:space="preserve">    "SELECT id, name, email, phone FROM contacts_cpp "</w:t>
       </w:r>
     </w:p>
     <w:p>
@@ -9712,7 +11447,7 @@
         <w:pStyle w:val="SourceCode"/>
       </w:pPr>
       <w:r>
-        <w:t>const std::string COUNT_CONTACTS = "SELECT COUNT(*) AS total FROM contacts";</w:t>
+        <w:t>const std::string COUNT_CONTACTS = "SELECT COUNT(*) AS total FROM contacts_cpp";</w:t>
       </w:r>
     </w:p>
     <w:p>
@@ -11740,10 +13475,10 @@
     </w:p>
     <w:p>
       <w:r>
-        <w:t xml:space="preserve">Start with the most direct version: PrintRow maps the current row into a Contact and prints it. ListSorted runs fixed SQL with ExecuteReader. ListPage works out the offset, gives @limit and @offset their int values, and prints each row. Main connects and calls ListSorted twice and ListPage once. CountContacts runs SELECT COUNT(*) AS total FROM contacts with ExecuteReader, moves to its one row with Read(), and reads the count with GetInt32(0). It is a method of its own so that using closes its reader before </w:t>
-      </w:r>
-      <w:r>
-        <w:t>the page query runs, because a connection with an open reader can run no other command. The page function then prints its heading with the page count and the contact count. Like every Basic version in this chapter, it first checks that SPA_DB_PASSWORD is set. After that, it trusts every step; the Production-Minded version checks them. The ORDER BY clauses, DESC, LIMIT, OFFSET, and COUNT(*) are new, so their comments explain every part; read them as you type.</w:t>
+        <w:t xml:space="preserve">Start with the most direct version: PrintRow maps the current row into a Contact and prints it. ListSorted runs fixed SQL with ExecuteReader. ListPage works out the offset, gives @limit and @offset their int values, and prints each row. Main connects and calls ListSorted twice and ListPage once. CountContacts runs SELECT COUNT(*) AS total FROM contacts_csharp with ExecuteReader, moves to its one row with Read(), and reads the count with GetInt32(0). It is a method of its own so that using closes its reader </w:t>
+      </w:r>
+      <w:r>
+        <w:t>before the page query runs, because a connection with an open reader can run no other command. The page function then prints its heading with the page count and the contact count. Like every Basic version in this chapter, it first checks that SPA_DB_PASSWORD is set. After that, it trusts every step; the Production-Minded version checks them. The ORDER BY clauses, DESC, LIMIT, OFFSET, and COUNT(*) are new, so their comments explain every part; read them as you type.</w:t>
       </w:r>
     </w:p>
     <w:p>
@@ -12013,7 +13748,7 @@
         <w:pStyle w:val="SourceCode"/>
       </w:pPr>
       <w:r>
-        <w:t xml:space="preserve">        "SELECT id, name, email, phone FROM contacts ORDER BY name, id";</w:t>
+        <w:t xml:space="preserve">        "SELECT id, name, email, phone FROM contacts_csharp ORDER BY name, id";</w:t>
       </w:r>
     </w:p>
     <w:p>
@@ -12066,7 +13801,7 @@
         <w:pStyle w:val="SourceCode"/>
       </w:pPr>
       <w:r>
-        <w:t xml:space="preserve">        "SELECT id, name, email, phone FROM contacts ORDER BY id DESC";</w:t>
+        <w:t xml:space="preserve">        "SELECT id, name, email, phone FROM contacts_csharp ORDER BY id DESC";</w:t>
       </w:r>
     </w:p>
     <w:p>
@@ -12119,7 +13854,7 @@
         <w:pStyle w:val="SourceCode"/>
       </w:pPr>
       <w:r>
-        <w:t xml:space="preserve">        "SELECT id, name, email, phone FROM contacts " +</w:t>
+        <w:t xml:space="preserve">        "SELECT id, name, email, phone FROM contacts_csharp " +</w:t>
       </w:r>
     </w:p>
     <w:p>
@@ -12164,7 +13899,15 @@
         <w:pStyle w:val="SourceCode"/>
       </w:pPr>
       <w:r>
-        <w:t xml:space="preserve">    private const string CountAll = "SELECT COUNT(*) AS total FROM contacts";</w:t>
+        <w:t xml:space="preserve">    private const string CountAll =</w:t>
+      </w:r>
+    </w:p>
+    <w:p>
+      <w:pPr>
+        <w:pStyle w:val="SourceCode"/>
+      </w:pPr>
+      <w:r>
+        <w:t xml:space="preserve">        "SELECT COUNT(*) AS total FROM contacts_csharp";</w:t>
       </w:r>
     </w:p>
     <w:p>
@@ -13767,7 +15510,7 @@
         <w:pStyle w:val="SourceCode"/>
       </w:pPr>
       <w:r>
-        <w:t xml:space="preserve">        "SELECT id, name, email, phone FROM contacts ORDER BY name, id";</w:t>
+        <w:t xml:space="preserve">        "SELECT id, name, email, phone FROM contacts_csharp ORDER BY name, id";</w:t>
       </w:r>
     </w:p>
     <w:p>
@@ -13783,7 +15526,7 @@
         <w:pStyle w:val="SourceCode"/>
       </w:pPr>
       <w:r>
-        <w:t xml:space="preserve">        "SELECT id, name, email, phone FROM contacts ORDER BY id DESC";</w:t>
+        <w:t xml:space="preserve">        "SELECT id, name, email, phone FROM contacts_csharp ORDER BY id DESC";</w:t>
       </w:r>
     </w:p>
     <w:p>
@@ -13799,7 +15542,7 @@
         <w:pStyle w:val="SourceCode"/>
       </w:pPr>
       <w:r>
-        <w:t xml:space="preserve">        "SELECT id, name, email, phone FROM contacts " +</w:t>
+        <w:t xml:space="preserve">        "SELECT id, name, email, phone FROM contacts_csharp " +</w:t>
       </w:r>
     </w:p>
     <w:p>
@@ -13831,7 +15574,15 @@
         <w:pStyle w:val="SourceCode"/>
       </w:pPr>
       <w:r>
-        <w:t xml:space="preserve">    private const string CountAll = "SELECT COUNT(*) AS total FROM contacts";</w:t>
+        <w:t xml:space="preserve">    private const string CountAll =</w:t>
+      </w:r>
+    </w:p>
+    <w:p>
+      <w:pPr>
+        <w:pStyle w:val="SourceCode"/>
+      </w:pPr>
+      <w:r>
+        <w:t xml:space="preserve">        "SELECT COUNT(*) AS total FROM contacts_csharp";</w:t>
       </w:r>
     </w:p>
     <w:p>
@@ -15948,10 +17699,10 @@
     </w:p>
     <w:p>
       <w:r>
-        <w:t xml:space="preserve">Start with the most direct version: printRow scans the current row into a Contact and prints it. listSorted runs fixed SQL with Query. listPage works out the offset, passes pageSize and offset after the SQL, and prints each row. main connects and calls listSorted twice and listPage once. countContacts runs SELECT COUNT(*) AS total FROM contacts with QueryRow and Scans the one column into an int. The page function then prints its heading with the page count and the contact count. Like every Basic version in </w:t>
-      </w:r>
-      <w:r>
-        <w:t>this chapter, it first checks that SPA_DB_PASSWORD is set. It also checks sql.Open's and Ping's error values, because every later step needs the connection; after that it ignores Query's error value with _. The ORDER BY clauses, DESC, LIMIT, OFFSET, and COUNT(*) are new, so their comments explain every part; read them as you type.</w:t>
+        <w:t xml:space="preserve">Start with the most direct version: printRow scans the current row into a Contact and prints it. listSorted runs fixed SQL with Query. listPage works out the offset, passes pageSize and offset after the SQL, and prints each row. main connects and calls listSorted twice and listPage once. countContacts runs SELECT COUNT(*) AS total FROM contacts_go with QueryRow and Scans the one column into an int. The page function then prints its heading with the page count and the contact count. Like every Basic version </w:t>
+      </w:r>
+      <w:r>
+        <w:t>in this chapter, it first checks that SPA_DB_PASSWORD is set. It also checks sql.Open's and Ping's error values, because every later step needs the connection; after that it ignores Query's error value with _. The ORDER BY clauses, DESC, LIMIT, OFFSET, and COUNT(*) are new, so their comments explain every part; read them as you type.</w:t>
       </w:r>
     </w:p>
     <w:p>
@@ -16118,7 +17869,7 @@
         <w:pStyle w:val="SourceCode"/>
       </w:pPr>
       <w:r>
-        <w:t>const byNameSQL = "SELECT id, name, email, phone FROM contacts " +</w:t>
+        <w:t>const byNameSQL = "SELECT id, name, email, phone FROM contacts_go " +</w:t>
       </w:r>
     </w:p>
     <w:p>
@@ -16163,7 +17914,7 @@
         <w:pStyle w:val="SourceCode"/>
       </w:pPr>
       <w:r>
-        <w:t>const newestFirstSQL = "SELECT id, name, email, phone FROM contacts " +</w:t>
+        <w:t>const newestFirstSQL = "SELECT id, name, email, phone FROM contacts_go " +</w:t>
       </w:r>
     </w:p>
     <w:p>
@@ -16208,7 +17959,7 @@
         <w:pStyle w:val="SourceCode"/>
       </w:pPr>
       <w:r>
-        <w:t>const pageByNameSQL = "SELECT id, name, email, phone FROM contacts " +</w:t>
+        <w:t>const pageByNameSQL = "SELECT id, name, email, phone FROM contacts_go " +</w:t>
       </w:r>
     </w:p>
     <w:p>
@@ -16253,7 +18004,7 @@
         <w:pStyle w:val="SourceCode"/>
       </w:pPr>
       <w:r>
-        <w:t>const countContactsSQL = "SELECT COUNT(*) AS total FROM contacts"</w:t>
+        <w:t>const countContactsSQL = "SELECT COUNT(*) AS total FROM contacts_go"</w:t>
       </w:r>
     </w:p>
     <w:p>
@@ -17691,7 +19442,7 @@
         <w:pStyle w:val="SourceCode"/>
       </w:pPr>
       <w:r>
-        <w:t>const byNameSQL = "SELECT id, name, email, phone FROM contacts " +</w:t>
+        <w:t>const byNameSQL = "SELECT id, name, email, phone FROM contacts_go " +</w:t>
       </w:r>
     </w:p>
     <w:p>
@@ -17707,7 +19458,7 @@
         <w:pStyle w:val="SourceCode"/>
       </w:pPr>
       <w:r>
-        <w:t>const newestFirstSQL = "SELECT id, name, email, phone FROM contacts " +</w:t>
+        <w:t>const newestFirstSQL = "SELECT id, name, email, phone FROM contacts_go " +</w:t>
       </w:r>
     </w:p>
     <w:p>
@@ -17723,7 +19474,7 @@
         <w:pStyle w:val="SourceCode"/>
       </w:pPr>
       <w:r>
-        <w:t>const pageByNameSQL = "SELECT id, name, email, phone FROM contacts " +</w:t>
+        <w:t>const pageByNameSQL = "SELECT id, name, email, phone FROM contacts_go " +</w:t>
       </w:r>
     </w:p>
     <w:p>
@@ -17760,7 +19511,7 @@
         <w:pStyle w:val="SourceCode"/>
       </w:pPr>
       <w:r>
-        <w:t>const countContactsSQL = "SELECT COUNT(*) AS total FROM contacts"</w:t>
+        <w:t>const countContactsSQL = "SELECT COUNT(*) AS total FROM contacts_go"</w:t>
       </w:r>
     </w:p>
     <w:p>
@@ -19953,10 +21704,10 @@
     </w:p>
     <w:p>
       <w:r>
-        <w:t xml:space="preserve">Start with the most direct version: print_row maps one row into a Contact and prints it. list_sorted executes fixed SQL and prints every row fetchall returns. list_page works out the offset, executes the page query with (page_size, offset), and prints each row. main connects and calls list_sorted twice and list_page once. count_contacts executes SELECT COUNT(*) AS total FROM contacts and reads the count as row[0] of the one row fetchone returns. The page function then prints its heading with the page count </w:t>
-      </w:r>
-      <w:r>
-        <w:t>and the contact count. Like every Basic version in this chapter, it first checks that SPA_DB_PASSWORD is set. After that, it trusts every step; the Production-Minded version checks them. The ORDER BY clauses, DESC, LIMIT, OFFSET, and COUNT(*) are new, so their comments explain every part; read them as you type.</w:t>
+        <w:t>Start with the most direct version: print_row maps one row into a Contact and prints it. list_sorted executes fixed SQL and prints every row fetchall returns. list_page works out the offset, executes the page query with (page_size, offset), and prints each row. main connects and calls list_sorted twice and list_page once. count_contacts executes SELECT COUNT(*) AS total FROM contacts_python and reads the count as row[0] of the one row fetchone returns. The page function then prints its heading with the page</w:t>
+      </w:r>
+      <w:r>
+        <w:t xml:space="preserve"> count and the contact count. Like every Basic version in this chapter, it first checks that SPA_DB_PASSWORD is set. After that, it trusts every step; the Production-Minded version checks them. The ORDER BY clauses, DESC, LIMIT, OFFSET, and COUNT(*) are new, so their comments explain every part; read them as you type.</w:t>
       </w:r>
     </w:p>
     <w:p>
@@ -20101,7 +21852,7 @@
         <w:pStyle w:val="SourceCode"/>
       </w:pPr>
       <w:r>
-        <w:t>BY_NAME = ("SELECT id, name, email, phone FROM contacts "</w:t>
+        <w:t>BY_NAME = ("SELECT id, name, email, phone FROM contacts_python "</w:t>
       </w:r>
     </w:p>
     <w:p>
@@ -20146,7 +21897,7 @@
         <w:pStyle w:val="SourceCode"/>
       </w:pPr>
       <w:r>
-        <w:t>NEWEST_FIRST = ("SELECT id, name, email, phone FROM contacts "</w:t>
+        <w:t>NEWEST_FIRST = ("SELECT id, name, email, phone FROM contacts_python "</w:t>
       </w:r>
     </w:p>
     <w:p>
@@ -20191,7 +21942,7 @@
         <w:pStyle w:val="SourceCode"/>
       </w:pPr>
       <w:r>
-        <w:t>PAGE_BY_NAME = ("SELECT id, name, email, phone FROM contacts "</w:t>
+        <w:t>PAGE_BY_NAME = ("SELECT id, name, email, phone FROM contacts_python "</w:t>
       </w:r>
     </w:p>
     <w:p>
@@ -20236,7 +21987,7 @@
         <w:pStyle w:val="SourceCode"/>
       </w:pPr>
       <w:r>
-        <w:t>COUNT_CONTACTS = "SELECT COUNT(*) AS total FROM contacts"</w:t>
+        <w:t>COUNT_CONTACTS = "SELECT COUNT(*) AS total FROM contacts_python"</w:t>
       </w:r>
     </w:p>
     <w:p>
@@ -21546,7 +23297,7 @@
         <w:pStyle w:val="SourceCode"/>
       </w:pPr>
       <w:r>
-        <w:t>BY_NAME = ("SELECT id, name, email, phone FROM contacts "</w:t>
+        <w:t>BY_NAME = ("SELECT id, name, email, phone FROM contacts_python "</w:t>
       </w:r>
     </w:p>
     <w:p>
@@ -21562,7 +23313,7 @@
         <w:pStyle w:val="SourceCode"/>
       </w:pPr>
       <w:r>
-        <w:t>NEWEST_FIRST = ("SELECT id, name, email, phone FROM contacts "</w:t>
+        <w:t>NEWEST_FIRST = ("SELECT id, name, email, phone FROM contacts_python "</w:t>
       </w:r>
     </w:p>
     <w:p>
@@ -21578,7 +23329,7 @@
         <w:pStyle w:val="SourceCode"/>
       </w:pPr>
       <w:r>
-        <w:t>PAGE_BY_NAME = ("SELECT id, name, email, phone FROM contacts "</w:t>
+        <w:t>PAGE_BY_NAME = ("SELECT id, name, email, phone FROM contacts_python "</w:t>
       </w:r>
     </w:p>
     <w:p>
@@ -21610,7 +23361,7 @@
         <w:pStyle w:val="SourceCode"/>
       </w:pPr>
       <w:r>
-        <w:t>COUNT_CONTACTS = "SELECT COUNT(*) AS total FROM contacts"</w:t>
+        <w:t>COUNT_CONTACTS = "SELECT COUNT(*) AS total FROM contacts_python"</w:t>
       </w:r>
     </w:p>
     <w:p>
@@ -23313,10 +25064,10 @@
     </w:p>
     <w:p>
       <w:r>
-        <w:t>Start with the most direct version: printRow maps one row into a Contact and prints it. listSorted sends fixed SQL with query. listPage works out the offset, sends the page query with execute and [pageSize, offset], and prints each row. main connects and calls listSorted twice and listPage once. countContacts sends SELECT COUNT(*) AS total FROM contacts with query and reads the count as rows[0].total, a number. The page function then prints its heading with the page count and the contact count. Like every B</w:t>
-      </w:r>
-      <w:r>
-        <w:t>asic version in this chapter, it first checks that SPA_DB_PASSWORD is set. After that, it trusts every step; the Production-Minded version checks them. The ORDER BY clauses, DESC, LIMIT, OFFSET, and COUNT(*) are new, so their comments explain every part; read them as you type.</w:t>
+        <w:t>Start with the most direct version: printRow maps one row into a Contact and prints it. listSorted sends fixed SQL with query. listPage works out the offset, sends the page query with execute and [pageSize, offset], and prints each row. main connects and calls listSorted twice and listPage once. countContacts sends SELECT COUNT(*) AS total FROM contacts_typescript with query and reads the count as rows[0].total, a number. The page function then prints its heading with the page count and the contact count. L</w:t>
+      </w:r>
+      <w:r>
+        <w:t>ike every Basic version in this chapter, it first checks that SPA_DB_PASSWORD is set. After that, it trusts every step; the Production-Minded version checks them. The ORDER BY clauses, DESC, LIMIT, OFFSET, and COUNT(*) are new, so their comments explain every part; read them as you type.</w:t>
       </w:r>
     </w:p>
     <w:p>
@@ -23432,15 +25183,15 @@
         <w:pStyle w:val="SourceCode"/>
       </w:pPr>
       <w:r>
-        <w:t>const BY_NAME: string = "SELECT id, name, email, phone FROM contacts " +</w:t>
-      </w:r>
-    </w:p>
-    <w:p>
-      <w:pPr>
-        <w:pStyle w:val="SourceCode"/>
-      </w:pPr>
-      <w:r>
-        <w:t xml:space="preserve">    "ORDER BY name, id";</w:t>
+        <w:t>const BY_NAME: string = "SELECT id, name, email, phone " +</w:t>
+      </w:r>
+    </w:p>
+    <w:p>
+      <w:pPr>
+        <w:pStyle w:val="SourceCode"/>
+      </w:pPr>
+      <w:r>
+        <w:t xml:space="preserve">    "FROM contacts_typescript ORDER BY name, id";</w:t>
       </w:r>
     </w:p>
     <w:p>
@@ -23477,15 +25228,15 @@
         <w:pStyle w:val="SourceCode"/>
       </w:pPr>
       <w:r>
-        <w:t>const NEWEST_FIRST: string = "SELECT id, name, email, phone FROM contacts " +</w:t>
-      </w:r>
-    </w:p>
-    <w:p>
-      <w:pPr>
-        <w:pStyle w:val="SourceCode"/>
-      </w:pPr>
-      <w:r>
-        <w:t xml:space="preserve">    "ORDER BY id DESC";</w:t>
+        <w:t>const NEWEST_FIRST: string = "SELECT id, name, email, phone " +</w:t>
+      </w:r>
+    </w:p>
+    <w:p>
+      <w:pPr>
+        <w:pStyle w:val="SourceCode"/>
+      </w:pPr>
+      <w:r>
+        <w:t xml:space="preserve">    "FROM contacts_typescript ORDER BY id DESC";</w:t>
       </w:r>
     </w:p>
     <w:p>
@@ -23522,15 +25273,15 @@
         <w:pStyle w:val="SourceCode"/>
       </w:pPr>
       <w:r>
-        <w:t>const PAGE_BY_NAME: string = "SELECT id, name, email, phone FROM contacts " +</w:t>
-      </w:r>
-    </w:p>
-    <w:p>
-      <w:pPr>
-        <w:pStyle w:val="SourceCode"/>
-      </w:pPr>
-      <w:r>
-        <w:t xml:space="preserve">    "ORDER BY name, id LIMIT ? OFFSET ?";</w:t>
+        <w:t>const PAGE_BY_NAME: string = "SELECT id, name, email, phone " +</w:t>
+      </w:r>
+    </w:p>
+    <w:p>
+      <w:pPr>
+        <w:pStyle w:val="SourceCode"/>
+      </w:pPr>
+      <w:r>
+        <w:t xml:space="preserve">    "FROM contacts_typescript ORDER BY name, id LIMIT ? OFFSET ?";</w:t>
       </w:r>
     </w:p>
     <w:p>
@@ -23567,7 +25318,15 @@
         <w:pStyle w:val="SourceCode"/>
       </w:pPr>
       <w:r>
-        <w:t>const COUNT_CONTACTS: string = "SELECT COUNT(*) AS total FROM contacts";</w:t>
+        <w:t>const COUNT_CONTACTS: string =</w:t>
+      </w:r>
+    </w:p>
+    <w:p>
+      <w:pPr>
+        <w:pStyle w:val="SourceCode"/>
+      </w:pPr>
+      <w:r>
+        <w:t xml:space="preserve">    "SELECT COUNT(*) AS total FROM contacts_typescript";</w:t>
       </w:r>
     </w:p>
     <w:p>
@@ -24983,47 +26742,47 @@
         <w:pStyle w:val="SourceCode"/>
       </w:pPr>
       <w:r>
-        <w:t>const BY_NAME: string = "SELECT id, name, email, phone FROM contacts " +</w:t>
-      </w:r>
-    </w:p>
-    <w:p>
-      <w:pPr>
-        <w:pStyle w:val="SourceCode"/>
-      </w:pPr>
-      <w:r>
-        <w:t xml:space="preserve">    "ORDER BY name, id";</w:t>
-      </w:r>
-    </w:p>
-    <w:p>
-      <w:pPr>
-        <w:pStyle w:val="SourceCode"/>
-      </w:pPr>
-      <w:r>
-        <w:t>const NEWEST_FIRST: string = "SELECT id, name, email, phone FROM contacts " +</w:t>
-      </w:r>
-    </w:p>
-    <w:p>
-      <w:pPr>
-        <w:pStyle w:val="SourceCode"/>
-      </w:pPr>
-      <w:r>
-        <w:t xml:space="preserve">    "ORDER BY id DESC";</w:t>
-      </w:r>
-    </w:p>
-    <w:p>
-      <w:pPr>
-        <w:pStyle w:val="SourceCode"/>
-      </w:pPr>
-      <w:r>
-        <w:t>const PAGE_BY_NAME: string = "SELECT id, name, email, phone FROM contacts " +</w:t>
-      </w:r>
-    </w:p>
-    <w:p>
-      <w:pPr>
-        <w:pStyle w:val="SourceCode"/>
-      </w:pPr>
-      <w:r>
-        <w:t xml:space="preserve">    "ORDER BY name, id LIMIT ? OFFSET ?";</w:t>
+        <w:t>const BY_NAME: string = "SELECT id, name, email, phone " +</w:t>
+      </w:r>
+    </w:p>
+    <w:p>
+      <w:pPr>
+        <w:pStyle w:val="SourceCode"/>
+      </w:pPr>
+      <w:r>
+        <w:t xml:space="preserve">    "FROM contacts_typescript ORDER BY name, id";</w:t>
+      </w:r>
+    </w:p>
+    <w:p>
+      <w:pPr>
+        <w:pStyle w:val="SourceCode"/>
+      </w:pPr>
+      <w:r>
+        <w:t>const NEWEST_FIRST: string = "SELECT id, name, email, phone " +</w:t>
+      </w:r>
+    </w:p>
+    <w:p>
+      <w:pPr>
+        <w:pStyle w:val="SourceCode"/>
+      </w:pPr>
+      <w:r>
+        <w:t xml:space="preserve">    "FROM contacts_typescript ORDER BY id DESC";</w:t>
+      </w:r>
+    </w:p>
+    <w:p>
+      <w:pPr>
+        <w:pStyle w:val="SourceCode"/>
+      </w:pPr>
+      <w:r>
+        <w:t>const PAGE_BY_NAME: string = "SELECT id, name, email, phone " +</w:t>
+      </w:r>
+    </w:p>
+    <w:p>
+      <w:pPr>
+        <w:pStyle w:val="SourceCode"/>
+      </w:pPr>
+      <w:r>
+        <w:t xml:space="preserve">    "FROM contacts_typescript ORDER BY name, id LIMIT ? OFFSET ?";</w:t>
       </w:r>
     </w:p>
     <w:p>
@@ -25047,7 +26806,15 @@
         <w:pStyle w:val="SourceCode"/>
       </w:pPr>
       <w:r>
-        <w:t>const COUNT_CONTACTS: string = "SELECT COUNT(*) AS total FROM contacts";</w:t>
+        <w:t>const COUNT_CONTACTS: string =</w:t>
+      </w:r>
+    </w:p>
+    <w:p>
+      <w:pPr>
+        <w:pStyle w:val="SourceCode"/>
+      </w:pPr>
+      <w:r>
+        <w:t xml:space="preserve">    "SELECT COUNT(*) AS total FROM contacts_typescript";</w:t>
       </w:r>
     </w:p>
     <w:p>
@@ -27723,7 +29490,25 @@
         <w:keepNext/>
       </w:pPr>
       <w:r>
-        <w:t>Count: SELECT COUNT(*) AS total FROM contacts gives 6</w:t>
+        <w:t>Tables: contacts_c, contacts_cpp, contacts_csharp, contacts_go,</w:t>
+      </w:r>
+    </w:p>
+    <w:p>
+      <w:pPr>
+        <w:pStyle w:val="RequiredOutput"/>
+        <w:keepNext/>
+      </w:pPr>
+      <w:r>
+        <w:t xml:space="preserve">  contacts_python, contacts_typescript; each reset by its own file</w:t>
+      </w:r>
+    </w:p>
+    <w:p>
+      <w:pPr>
+        <w:pStyle w:val="RequiredOutput"/>
+        <w:keepNext/>
+      </w:pPr>
+      <w:r>
+        <w:t>Count: SELECT COUNT(*) AS total FROM contacts_c gives 6</w:t>
       </w:r>
     </w:p>
     <w:p>
@@ -28157,7 +29942,7 @@
     </w:p>
     <w:p>
       <w:r>
-        <w:t>List the contacts from Z to A. Add a fourth query to the Production-Minded program, SELECT id, name, email, phone FROM contacts ORDER BY name DESC, id DESC, and after the newest-first list print it with list_sorted under the label Contacts by name, Z to A. Both columns get DESC, so the whole order turns around, the tie-breaker included.</w:t>
+        <w:t>List the contacts from Z to A. Add a fourth query to the Production-Minded program, SELECT id, name, email, phone FROM contacts_c ORDER BY name DESC, id DESC, with your language's table in place of contacts_c, and after the newest-first list print it with list_sorted under the label Contacts by name, Z to A. Both columns get DESC, so the whole order turns around, the tie-breaker included.</w:t>
       </w:r>
     </w:p>
     <w:p>
@@ -28525,10 +30310,10 @@
     </w:p>
     <w:p>
       <w:r>
-        <w:t xml:space="preserve">Let the caller choose the sort field. Write list_by (listBy, ListBy), which takes the connection and a field name. For "name", it calls list_sorted with the by-name query and the label Contacts by name; for "email", it calls list_sorted with SELECT id, name, email, phone FROM contacts ORDER BY email and the label Contacts by email; for anything else, it prints Error: cannot sort by &lt;field&gt;; use name or email on the error stream and returns 1. The email column is UNIQUE, so it needs no tie-breaker. phone is </w:t>
-      </w:r>
-      <w:r>
-        <w:t>not offered: it can repeat and can be NULL, and Chapter 3's Contact Manager sorted only by name and email. A column name cannot be a parameter, so each allowed field picks its own fixed SQL text, and no field name ever becomes part of the SQL. After the last page request, call list_by for email and then for phone, adding each result to failures.</w:t>
+        <w:t xml:space="preserve">Let the caller choose the sort field. Write list_by (listBy, ListBy), which takes the connection and a field name. For "name", it calls list_sorted with the by-name query and the label Contacts by name; for "email", it calls list_sorted with SELECT id, name, email, phone FROM contacts_c ORDER BY email, with your language's table, and the label Contacts by email; for anything else, it prints Error: cannot sort by &lt;field&gt;; use name or email on the error stream and returns 1. The email column is UNIQUE, so it </w:t>
+      </w:r>
+      <w:r>
+        <w:t>needs no tie-breaker. phone is not offered: it can repeat and can be NULL, and Chapter 3's Contact Manager sorted only by name and email. A column name cannot be a parameter, so each allowed field picks its own fixed SQL text, and no field name ever becomes part of the SQL. After the last page request, call list_by for email and then for phone, adding each result to failures.</w:t>
       </w:r>
     </w:p>
     <w:p>
@@ -29525,31 +31310,31 @@
       </w:rPr>
     </w:lvl>
   </w:abstractNum>
-  <w:num w:numId="1" w16cid:durableId="1297761365">
+  <w:num w:numId="1" w16cid:durableId="1414005991">
     <w:abstractNumId w:val="8"/>
   </w:num>
-  <w:num w:numId="2" w16cid:durableId="1355305800">
+  <w:num w:numId="2" w16cid:durableId="1616015715">
     <w:abstractNumId w:val="6"/>
   </w:num>
-  <w:num w:numId="3" w16cid:durableId="390226224">
+  <w:num w:numId="3" w16cid:durableId="41180035">
     <w:abstractNumId w:val="5"/>
   </w:num>
-  <w:num w:numId="4" w16cid:durableId="483934489">
+  <w:num w:numId="4" w16cid:durableId="1027295513">
     <w:abstractNumId w:val="4"/>
   </w:num>
-  <w:num w:numId="5" w16cid:durableId="436095704">
+  <w:num w:numId="5" w16cid:durableId="1832913503">
     <w:abstractNumId w:val="7"/>
   </w:num>
-  <w:num w:numId="6" w16cid:durableId="865870746">
+  <w:num w:numId="6" w16cid:durableId="384565931">
     <w:abstractNumId w:val="3"/>
   </w:num>
-  <w:num w:numId="7" w16cid:durableId="1455173919">
+  <w:num w:numId="7" w16cid:durableId="170071718">
     <w:abstractNumId w:val="2"/>
   </w:num>
-  <w:num w:numId="8" w16cid:durableId="2068603079">
+  <w:num w:numId="8" w16cid:durableId="1984699715">
     <w:abstractNumId w:val="1"/>
   </w:num>
-  <w:num w:numId="9" w16cid:durableId="190345844">
+  <w:num w:numId="9" w16cid:durableId="1407069657">
     <w:abstractNumId w:val="0"/>
   </w:num>
 </w:numbering>

--- a/Volume 1/Chapter 04 - Databases/SPA_Vol1_Ch4_Lesson4_10_Sorting.docx
+++ b/Volume 1/Chapter 04 - Databases/SPA_Vol1_Ch4_Lesson4_10_Sorting.docx
@@ -369,6 +369,7 @@
         <w:pStyle w:val="ListBullet"/>
       </w:pPr>
       <w:r>
+        <w:lastRenderedPageBreak/>
         <w:t>A page is one slice of the sorted list. Pages are numbered from 1, so page p of size s skips (p - 1) * s rows: page 1 skips none. A page past the end returns no rows; that is an answer, not an error. The server still sorts and skips every row before the page, so very high page numbers cost more than page 1; for a contact list that does not matter (Lesson 4.12 explains how an index helps).</w:t>
       </w:r>
     </w:p>
@@ -631,7 +632,11 @@
         <w:t>Every connector in this lesson can send LIMIT and OFFSET as parameters, but not in the same way. C, C++, Go, and mysql2's execute prepare the statement on the server and send the numbers apart from the SQL. Python's connector and C#'s MySqlConnector write each value into the SQL text themselves, safely quoted and escaped, before sending it: a whole number goes in as 2, which LIMIT accepts, but the text "2" goes in as '2', which the server refuses with a syntax error. Both ways are safe, and both need a whol</w:t>
       </w:r>
       <w:r>
-        <w:t>e-number value. If you ever use a connector that cannot send a parameter for LIMIT, the fallback is to validate that the value is a whole number in range, store it in a whole-number variable, and only then write it into the SQL; a whole number can contain nothing but digits and a sign. No connector in this lesson needs that.</w:t>
+        <w:t xml:space="preserve">e-number value. If you ever use a connector that cannot send a parameter for LIMIT, the fallback is to validate that the value is a whole number </w:t>
+      </w:r>
+      <w:r>
+        <w:lastRenderedPageBreak/>
+        <w:t>in range, store it in a whole-number variable, and only then write it into the SQL; a whole number can contain nothing but digits and a sign. No connector in this lesson needs that.</w:t>
       </w:r>
     </w:p>
     <w:p>
@@ -13838,7 +13843,7 @@
         <w:pStyle w:val="SourceCode"/>
       </w:pPr>
       <w:r>
-        <w:t xml:space="preserve">    // (Lesson 4.5).</w:t>
+        <w:t xml:space="preserve">    // (Lesson 4.5). Remember, + joins the two pieces of text into one.</w:t>
       </w:r>
     </w:p>
     <w:p>
@@ -14423,31 +14428,31 @@
         <w:pStyle w:val="SourceCode"/>
       </w:pPr>
       <w:r>
-        <w:t xml:space="preserve">        // Remember, AddWithValue gives each named placeholder its value</w:t>
-      </w:r>
-    </w:p>
-    <w:p>
-      <w:pPr>
-        <w:pStyle w:val="SourceCode"/>
-      </w:pPr>
-      <w:r>
-        <w:t xml:space="preserve">        // apart from the SQL (Lesson 4.5). The values are ints, so the</w:t>
-      </w:r>
-    </w:p>
-    <w:p>
-      <w:pPr>
-        <w:pStyle w:val="SourceCode"/>
-      </w:pPr>
-      <w:r>
-        <w:t xml:space="preserve">        // connector sends whole numbers, the only kind LIMIT and OFFSET</w:t>
-      </w:r>
-    </w:p>
-    <w:p>
-      <w:pPr>
-        <w:pStyle w:val="SourceCode"/>
-      </w:pPr>
-      <w:r>
-        <w:t xml:space="preserve">        // accept.</w:t>
+        <w:t xml:space="preserve">        // Remember, AddWithValue gives each named placeholder its value,</w:t>
+      </w:r>
+    </w:p>
+    <w:p>
+      <w:pPr>
+        <w:pStyle w:val="SourceCode"/>
+      </w:pPr>
+      <w:r>
+        <w:t xml:space="preserve">        // which the connector writes into the SQL itself (Lesson 4.5). The</w:t>
+      </w:r>
+    </w:p>
+    <w:p>
+      <w:pPr>
+        <w:pStyle w:val="SourceCode"/>
+      </w:pPr>
+      <w:r>
+        <w:t xml:space="preserve">        // values are ints, so they go in as whole numbers, the only kind</w:t>
+      </w:r>
+    </w:p>
+    <w:p>
+      <w:pPr>
+        <w:pStyle w:val="SourceCode"/>
+      </w:pPr>
+      <w:r>
+        <w:t xml:space="preserve">        // LIMIT and OFFSET accept.</w:t>
       </w:r>
     </w:p>
     <w:p>
@@ -17861,7 +17866,7 @@
         <w:pStyle w:val="SourceCode"/>
       </w:pPr>
       <w:r>
-        <w:t>// tie-breaker makes the order the same on every run.</w:t>
+        <w:t>// tie-breaker makes the order the same on every run. Remember, + joins text.</w:t>
       </w:r>
     </w:p>
     <w:p>
@@ -20577,7 +20582,7 @@
         <w:pStyle w:val="SourceCode"/>
       </w:pPr>
       <w:r>
-        <w:t xml:space="preserve">    // reports a failure of any of them.</w:t>
+        <w:t xml:space="preserve">    // reports a failure of any of them. var declares rows here, still nil.</w:t>
       </w:r>
     </w:p>
     <w:p>
@@ -20609,15 +20614,15 @@
         <w:pStyle w:val="SourceCode"/>
       </w:pPr>
       <w:r>
-        <w:t xml:space="preserve">        // Remember, the values follow the SQL in placeholder order:</w:t>
-      </w:r>
-    </w:p>
-    <w:p>
-      <w:pPr>
-        <w:pStyle w:val="SourceCode"/>
-      </w:pPr>
-      <w:r>
-        <w:t xml:space="preserve">        // LIMIT's, then OFFSET's.</w:t>
+        <w:t xml:space="preserve">        // = fills the rows declared above (:= would make a new one inside</w:t>
+      </w:r>
+    </w:p>
+    <w:p>
+      <w:pPr>
+        <w:pStyle w:val="SourceCode"/>
+      </w:pPr>
+      <w:r>
+        <w:t xml:space="preserve">        // this if); the values follow in order: LIMIT's, then OFFSET's.</w:t>
       </w:r>
     </w:p>
     <w:p>
@@ -23668,7 +23673,7 @@
         <w:pStyle w:val="SourceCode"/>
       </w:pPr>
       <w:r>
-        <w:t># turned into a whole number first (Lesson 5.6 converts typed input).</w:t>
+        <w:t># turned into a whole number first (Volume 1, Chapter 5, Lesson 5.6: Validation).</w:t>
       </w:r>
     </w:p>
     <w:p>
@@ -25175,7 +25180,7 @@
         <w:pStyle w:val="SourceCode"/>
       </w:pPr>
       <w:r>
-        <w:t>// tie-breaker makes the order the same on every run.</w:t>
+        <w:t>// tie-breaker makes the order the same on every run. Remember, + joins text.</w:t>
       </w:r>
     </w:p>
     <w:p>
@@ -27260,15 +27265,15 @@
         <w:pStyle w:val="SourceCode"/>
       </w:pPr>
       <w:r>
-        <w:t>// fraction, and that is not checked here (Lesson 5.6 converts typed input</w:t>
-      </w:r>
-    </w:p>
-    <w:p>
-      <w:pPr>
-        <w:pStyle w:val="SourceCode"/>
-      </w:pPr>
-      <w:r>
-        <w:t>// into whole numbers).</w:t>
+        <w:t>// fraction, which is not checked here; typed input becomes a whole number in</w:t>
+      </w:r>
+    </w:p>
+    <w:p>
+      <w:pPr>
+        <w:pStyle w:val="SourceCode"/>
+      </w:pPr>
+      <w:r>
+        <w:t>// Volume 1, Chapter 5, Lesson 5.6: Validation.</w:t>
       </w:r>
     </w:p>
     <w:p>
@@ -31310,31 +31315,31 @@
       </w:rPr>
     </w:lvl>
   </w:abstractNum>
-  <w:num w:numId="1" w16cid:durableId="1414005991">
+  <w:num w:numId="1" w16cid:durableId="414281989">
     <w:abstractNumId w:val="8"/>
   </w:num>
-  <w:num w:numId="2" w16cid:durableId="1616015715">
+  <w:num w:numId="2" w16cid:durableId="513885139">
     <w:abstractNumId w:val="6"/>
   </w:num>
-  <w:num w:numId="3" w16cid:durableId="41180035">
+  <w:num w:numId="3" w16cid:durableId="530073838">
     <w:abstractNumId w:val="5"/>
   </w:num>
-  <w:num w:numId="4" w16cid:durableId="1027295513">
+  <w:num w:numId="4" w16cid:durableId="1026055206">
     <w:abstractNumId w:val="4"/>
   </w:num>
-  <w:num w:numId="5" w16cid:durableId="1832913503">
+  <w:num w:numId="5" w16cid:durableId="2092582348">
     <w:abstractNumId w:val="7"/>
   </w:num>
-  <w:num w:numId="6" w16cid:durableId="384565931">
+  <w:num w:numId="6" w16cid:durableId="1955407929">
     <w:abstractNumId w:val="3"/>
   </w:num>
-  <w:num w:numId="7" w16cid:durableId="170071718">
+  <w:num w:numId="7" w16cid:durableId="304509364">
     <w:abstractNumId w:val="2"/>
   </w:num>
-  <w:num w:numId="8" w16cid:durableId="1984699715">
+  <w:num w:numId="8" w16cid:durableId="898327736">
     <w:abstractNumId w:val="1"/>
   </w:num>
-  <w:num w:numId="9" w16cid:durableId="1407069657">
+  <w:num w:numId="9" w16cid:durableId="903569676">
     <w:abstractNumId w:val="0"/>
   </w:num>
 </w:numbering>
